--- a/projects/valuepickr-open-screen/docs/Gufic BioSciences.docx
+++ b/projects/valuepickr-open-screen/docs/Gufic BioSciences.docx
@@ -32,7 +32,7 @@
           <w:sz w:val="22"/>
           <w:szCs w:val="22"/>
         </w:rPr>
-        <w:t xml:space="preserve">Vertically-integrated lyophilised-injectables and botox-optionality pharma, an IAS 2026 pick with a pending European GMP overhang</w:t>
+        <w:t xml:space="preserve">Vertically-integrated lyophilised-injectables and NDDS maker whose big Indore capex cycle is done (maintenance-only capex now), whose European-GMP overhang is resolving (Navsari already EU-GMP; Indore inspection completed Dec 2025, certification expected imminently), with a GLP-1 CMO tie-up with Hetero ramping from Q2/Q3 FY27 — margins have inflected to ~18% for two straight quarters with Indore still only 30% utilised, but the stock trades ~65x trailing earnings</w:t>
       </w:r>
     </w:p>
     <w:p>
@@ -49,7 +49,7 @@
         <w:spacing w:after="120"/>
       </w:pPr>
       <w:r>
-        <w:t xml:space="preserve">Gufic BioSciences is a vertically integrated sterile-injectables company spanning API manufacturing to formulations, specialising in lyophilised injectables and advanced drug-delivery systems (NDDS), plus an early-stage aesthetics/botox (Arisia) optionality business.</w:t>
+        <w:t xml:space="preserve">Gufic BioSciences is a vertically integrated sterile-injectables company spanning API manufacturing to formulations, specialising in lyophilised injectables and advanced drug-delivery systems (NDDS — depot, microsphere, liposomal), plus a GLP-1 CMO partnership with Hetero and an aesthetics business (India's #2 botulinum-toxin franchise, now adding an in-licensed Canadian dermal-filler portfolio). Its large Indore plant (commissioned Oct 2024) can generate ~Rs 675-700 Cr of revenue at 75%+ utilisation versus ~30% in FY26.</w:t>
       </w:r>
     </w:p>
     <w:p>
@@ -99,7 +99,7 @@
           </w:tcPr>
           <w:p>
             <w:r>
-              <w:t xml:space="preserve">~Rs 4,327 Cr</w:t>
+              <w:t xml:space="preserve">~Rs 4,000-4,300 Cr (stock ~Rs 397)</w:t>
             </w:r>
           </w:p>
         </w:tc>
@@ -116,7 +116,7 @@
                 <w:b/>
                 <w:bCs/>
               </w:rPr>
-              <w:t xml:space="preserve">ROCE</w:t>
+              <w:t xml:space="preserve">ROCE / ROE</w:t>
             </w:r>
           </w:p>
         </w:tc>
@@ -126,7 +126,7 @@
           </w:tcPr>
           <w:p>
             <w:r>
-              <w:t xml:space="preserve">12.2%</w:t>
+              <w:t xml:space="preserve">~12.2% / ~10% (improving on operating leverage)</w:t>
             </w:r>
           </w:p>
         </w:tc>
@@ -143,7 +143,7 @@
                 <w:b/>
                 <w:bCs/>
               </w:rPr>
-              <w:t xml:space="preserve">ROE</w:t>
+              <w:t xml:space="preserve">FY26 results</w:t>
             </w:r>
           </w:p>
         </w:tc>
@@ -153,7 +153,7 @@
           </w:tcPr>
           <w:p>
             <w:r>
-              <w:t xml:space="preserve">9.98%</w:t>
+              <w:t xml:space="preserve">Revenue Rs 940.5 Cr; EBITDA Rs 152.9 Cr (~16.3% margin); PAT Rs 63.2 Cr; Q4 FY26 EBITDA margin 18.22% vs 12.99% YoY</w:t>
             </w:r>
           </w:p>
         </w:tc>
@@ -170,7 +170,7 @@
                 <w:b/>
                 <w:bCs/>
               </w:rPr>
-              <w:t xml:space="preserve">Revenue (TTM)</w:t>
+              <w:t xml:space="preserve">Q1 FY27 results</w:t>
             </w:r>
           </w:p>
         </w:tc>
@@ -180,7 +180,7 @@
           </w:tcPr>
           <w:p>
             <w:r>
-              <w:t xml:space="preserve">Rs 893 Cr</w:t>
+              <w:t xml:space="preserve">Revenue from ops Rs 260.8 Cr (+15% YoY); EBITDA Rs 47.2 Cr (+42.2%), margin 18.09% vs 14.6%; PAT Rs 22.5 Cr (+~85% YoY, +70.7% consol), PAT margin 8.61% vs 5.3%; EPS Rs 2.22 vs Rs 1.30</w:t>
             </w:r>
           </w:p>
         </w:tc>
@@ -197,7 +197,7 @@
                 <w:b/>
                 <w:bCs/>
               </w:rPr>
-              <w:t xml:space="preserve">Recent quarter</w:t>
+              <w:t xml:space="preserve">Indore facility</w:t>
             </w:r>
           </w:p>
         </w:tc>
@@ -207,7 +207,7 @@
           </w:tcPr>
           <w:p>
             <w:r>
-              <w:t xml:space="preserve">Aug 2026 community read: 'good set of numbers' but European GMP certification for a new site remains pending at two manufacturing locations</w:t>
+              <w:t xml:space="preserve">Commissioned Oct 2024; ~30% utilisation FY26, targeting 40-45% by FY27-end; ~Rs 675-700 Cr revenue potential at 75%+; new NDDS capabilities (depot/microsphere, liposomal antifungal) nearing completion</w:t>
             </w:r>
           </w:p>
         </w:tc>
@@ -224,7 +224,7 @@
                 <w:b/>
                 <w:bCs/>
               </w:rPr>
-              <w:t xml:space="preserve">52-week range</w:t>
+              <w:t xml:space="preserve">Capex</w:t>
             </w:r>
           </w:p>
         </w:tc>
@@ -234,7 +234,7 @@
           </w:tcPr>
           <w:p>
             <w:r>
-              <w:t xml:space="preserve">Rs 268 - 448</w:t>
+              <w:t xml:space="preserve">Now maintenance-only (~Rs 20 Cr/yr) — the big build cycle is complete</w:t>
             </w:r>
           </w:p>
         </w:tc>
@@ -251,7 +251,7 @@
                 <w:b/>
                 <w:bCs/>
               </w:rPr>
-              <w:t xml:space="preserve">Valuation</w:t>
+              <w:t xml:space="preserve">Debt / Valuation</w:t>
             </w:r>
           </w:p>
         </w:tc>
@@ -261,7 +261,7 @@
           </w:tcPr>
           <w:p>
             <w:r>
-              <w:t xml:space="preserve">P/E 58.8 (rich), Debt/Equity 0.58</w:t>
+              <w:t xml:space="preserve">D/E 0.61 (Mar 2026, below 10-yr median 0.79); trailing P/E ~62-65x (pharma avg ~29x)</w:t>
             </w:r>
           </w:p>
         </w:tc>
@@ -277,7 +277,7 @@
         <w:spacing w:after="120"/>
       </w:pPr>
       <w:r>
-        <w:t xml:space="preserve">Decent but unspectacular trailing quality (ROE just under 10%) at a rich P/E, with the real story being optionality: a niche technology moat in lyophilised injectables/NDDS plus an early aesthetics (botox) unit with long-run margin potential, tempered by a live, unresolved European GMP certification issue.</w:t>
+        <w:t xml:space="preserve">Trailing quality is still unspectacular (ROCE ~12.2%, ROE ~10%) at a rich ~65x trailing P/E, but the operating picture has improved on several fronts this pass. (1) The big capex cycle is done — capex has shifted to maintenance-only (~Rs 20 Cr), so the large Indore lyophilised-injectables plant is built and now a harvest asset, at only ~30% utilisation with ~Rs 675-700 Cr of latent revenue on a Rs 940 Cr base. (2) The European-GMP overhang that had gated conviction is resolving: Navsari already holds EU-GMP / WHO-GMP / Health Canada, and Indore completed its EU-GMP inspection in December 2025 with certification expected in Q1 FY27. (3) Margins have inflected — EBITDA margin ~18% in both Q4 FY26 and Q1 FY27 versus 13-15% previously — driven by operating leverage and a mix shift to NDDS/CMO, and management guides ~18% for FY27 and 20% by FY30. (4) A GLP-1 CMO partnership with Hetero (Hetero received approvals May 2026) had only residual Q1 revenue but is expected to ramp from Q2/Q3 FY27. International traction is building (approvals in 8 countries, a North America CMO+licensing deal, first Australian orders), and the aesthetics division adds an in-licensed Canadian filler portfolio launching Dec 2026/Jan 2027. Revenue growth in Q1 was a modest +15%, so the near-term story is earnings leverage on a fixed cost base rather than a topline surge.</w:t>
       </w:r>
     </w:p>
     <w:p>
@@ -286,7 +286,7 @@
         <w:spacing w:after="120" w:before="280"/>
       </w:pPr>
       <w:r>
-        <w:t xml:space="preserve">Technical Read (Weekly / Monthly MACD + Bollinger Bands, or RSI/CCI/Williams %R proxy)</w:t>
+        <w:t xml:space="preserve">Deep-Dive: Primary Documents (Annual Reports, Quarterly Results, Exchange Filings)</w:t>
       </w:r>
     </w:p>
     <w:p>
@@ -294,7 +294,457 @@
         <w:spacing w:after="120"/>
       </w:pPr>
       <w:r>
-        <w:t xml:space="preserve">Not pulled this pass.</w:t>
+        <w:rPr>
+          <w:i/>
+          <w:iCs/>
+          <w:color w:val="666666"/>
+          <w:sz w:val="18"/>
+          <w:szCs w:val="18"/>
+        </w:rPr>
+        <w:t xml:space="preserve">Pass 1 — 2026-09-08. Built from the company's own filings (3 years of annual reports, ~4 quarters of results/concalls, and 6 months of BSE/NSE announcements), read via the web — a deeper layer than the forum-sentiment read below.</w:t>
+      </w:r>
+    </w:p>
+    <w:p>
+      <w:pPr>
+        <w:spacing w:after="120"/>
+      </w:pPr>
+      <w:r>
+        <w:rPr>
+          <w:b/>
+          <w:bCs/>
+          <w:sz w:val="20"/>
+          <w:szCs w:val="20"/>
+        </w:rPr>
+        <w:t xml:space="preserve">Sources reviewed this pass:</w:t>
+      </w:r>
+    </w:p>
+    <w:p>
+      <w:pPr>
+        <w:pStyle w:val="ListParagraph"/>
+        <w:numPr>
+          <w:ilvl w:val="0"/>
+          <w:numId w:val="1"/>
+        </w:numPr>
+        <w:spacing w:after="60"/>
+      </w:pPr>
+      <w:r>
+        <w:t xml:space="preserve">FY26 results + Q4 FY26 (revenue Rs 940.5 Cr, EBITDA Rs 152.9 Cr / ~16.3%, PAT Rs 63.2 Cr; Q4 FY26 revenue Rs 252.1 Cr, EBITDA margin 18.22% vs 12.99%, PAT Rs 20.6 Cr)</w:t>
+      </w:r>
+    </w:p>
+    <w:p>
+      <w:pPr>
+        <w:pStyle w:val="ListParagraph"/>
+        <w:numPr>
+          <w:ilvl w:val="0"/>
+          <w:numId w:val="1"/>
+        </w:numPr>
+        <w:spacing w:after="60"/>
+      </w:pPr>
+      <w:r>
+        <w:t xml:space="preserve">Q1 FY27 investor update + earnings call (17-Aug-2026): revenue Rs 260.8 Cr +15% YoY, EBITDA Rs 47.2 Cr +42.2% / 18.09% margin, PAT Rs 22.5 Cr +~85%, EPS Rs 2.22; GLP-1/Hetero, Indore ramp, international, aesthetics commentary</w:t>
+      </w:r>
+    </w:p>
+    <w:p>
+      <w:pPr>
+        <w:pStyle w:val="ListParagraph"/>
+        <w:numPr>
+          <w:ilvl w:val="0"/>
+          <w:numId w:val="1"/>
+        </w:numPr>
+        <w:spacing w:after="60"/>
+      </w:pPr>
+      <w:r>
+        <w:t xml:space="preserve">EU-GMP status (Navsari certified — EU-GMP/WHO-GMP/Health Canada; Indore inspection completed Dec 2025, certification expected Q1 FY27); valuation (trailing P/E ~65x), D/E 0.61 (Mar 2026)</w:t>
+      </w:r>
+    </w:p>
+    <w:p>
+      <w:pPr>
+        <w:spacing w:after="120"/>
+      </w:pPr>
+      <w:r>
+        <w:rPr>
+          <w:b/>
+          <w:bCs/>
+          <w:sz w:val="20"/>
+          <w:szCs w:val="20"/>
+        </w:rPr>
+        <w:t xml:space="preserve">Annual-report findings (3-year view):</w:t>
+      </w:r>
+    </w:p>
+    <w:p>
+      <w:pPr>
+        <w:pStyle w:val="ListParagraph"/>
+        <w:numPr>
+          <w:ilvl w:val="0"/>
+          <w:numId w:val="1"/>
+        </w:numPr>
+        <w:spacing w:after="60"/>
+      </w:pPr>
+      <w:r>
+        <w:t xml:space="preserve">FY26 revenue Rs 940.5 Cr, EBITDA Rs 152.9 Cr (~16.3%), PAT Rs 63.2 Cr; ROCE ~12.2%, ROE ~10% — trailing returns still below a quality bar</w:t>
+      </w:r>
+    </w:p>
+    <w:p>
+      <w:pPr>
+        <w:pStyle w:val="ListParagraph"/>
+        <w:numPr>
+          <w:ilvl w:val="0"/>
+          <w:numId w:val="1"/>
+        </w:numPr>
+        <w:spacing w:after="60"/>
+      </w:pPr>
+      <w:r>
+        <w:t xml:space="preserve">Indore plant (commissioned Oct 2024) ran at ~30% utilisation in FY26; capacity for 5m lyophilised vials + 6m liquid vials + 10m ampoules per month; ~Rs 675-700 Cr revenue at 75%+ utilisation</w:t>
+      </w:r>
+    </w:p>
+    <w:p>
+      <w:pPr>
+        <w:pStyle w:val="ListParagraph"/>
+        <w:numPr>
+          <w:ilvl w:val="0"/>
+          <w:numId w:val="1"/>
+        </w:numPr>
+        <w:spacing w:after="60"/>
+      </w:pPr>
+      <w:r>
+        <w:t xml:space="preserve">Capex guidance shifted to maintenance-only (~Rs 20 Cr) — the major build cycle is complete, which should inflect FCF conversion</w:t>
+      </w:r>
+    </w:p>
+    <w:p>
+      <w:pPr>
+        <w:pStyle w:val="ListParagraph"/>
+        <w:numPr>
+          <w:ilvl w:val="0"/>
+          <w:numId w:val="1"/>
+        </w:numPr>
+        <w:spacing w:after="60"/>
+      </w:pPr>
+      <w:r>
+        <w:t xml:space="preserve">D/E 0.61 as of Mar 2026, below the 10-year median of 0.79 — leverage is easing</w:t>
+      </w:r>
+    </w:p>
+    <w:p>
+      <w:pPr>
+        <w:pStyle w:val="ListParagraph"/>
+        <w:numPr>
+          <w:ilvl w:val="0"/>
+          <w:numId w:val="1"/>
+        </w:numPr>
+        <w:spacing w:after="60"/>
+      </w:pPr>
+      <w:r>
+        <w:t xml:space="preserve">Margin ramp visible in Q4 FY26 (18.22% vs 12.99%) — operating leverage on the completed Indore capex plus NDDS/CMO mix</w:t>
+      </w:r>
+    </w:p>
+    <w:p>
+      <w:pPr>
+        <w:spacing w:after="120"/>
+      </w:pPr>
+      <w:r>
+        <w:rPr>
+          <w:b/>
+          <w:bCs/>
+          <w:sz w:val="20"/>
+          <w:szCs w:val="20"/>
+        </w:rPr>
+        <w:t xml:space="preserve">Quarterly trend (last ~4 quarters + concall commentary):</w:t>
+      </w:r>
+    </w:p>
+    <w:p>
+      <w:pPr>
+        <w:pStyle w:val="ListParagraph"/>
+        <w:numPr>
+          <w:ilvl w:val="0"/>
+          <w:numId w:val="1"/>
+        </w:numPr>
+        <w:spacing w:after="60"/>
+      </w:pPr>
+      <w:r>
+        <w:t xml:space="preserve">Q4 FY26 revenue Rs 252.1 Cr (+23% YoY), EBITDA margin 18.22%, PAT Rs 20.6 Cr</w:t>
+      </w:r>
+    </w:p>
+    <w:p>
+      <w:pPr>
+        <w:pStyle w:val="ListParagraph"/>
+        <w:numPr>
+          <w:ilvl w:val="0"/>
+          <w:numId w:val="1"/>
+        </w:numPr>
+        <w:spacing w:after="60"/>
+      </w:pPr>
+      <w:r>
+        <w:t xml:space="preserve">Q1 FY27 revenue Rs 260.8 Cr (+15% YoY), EBITDA Rs 47.2 Cr (+42.2%), margin 18.09% vs 14.6%, PAT Rs 22.5 Cr (+~85%), PAT margin 8.61% vs 5.3%, EPS Rs 2.22 vs Rs 1.30</w:t>
+      </w:r>
+    </w:p>
+    <w:p>
+      <w:pPr>
+        <w:pStyle w:val="ListParagraph"/>
+        <w:numPr>
+          <w:ilvl w:val="0"/>
+          <w:numId w:val="1"/>
+        </w:numPr>
+        <w:spacing w:after="60"/>
+      </w:pPr>
+      <w:r>
+        <w:t xml:space="preserve">Two consecutive quarters at ~18% EBITDA margin vs a 13-15% prior run-rate — earnings accelerating on operating leverage even though revenue growth is only mid-teens</w:t>
+      </w:r>
+    </w:p>
+    <w:p>
+      <w:pPr>
+        <w:pStyle w:val="ListParagraph"/>
+        <w:numPr>
+          <w:ilvl w:val="0"/>
+          <w:numId w:val="1"/>
+        </w:numPr>
+        <w:spacing w:after="60"/>
+      </w:pPr>
+      <w:r>
+        <w:t xml:space="preserve">GLP-1 CMO with Hetero had only residual revenue in Q1 FY27; management expects it to build from Q2/Q3 FY27</w:t>
+      </w:r>
+    </w:p>
+    <w:p>
+      <w:pPr>
+        <w:pStyle w:val="ListParagraph"/>
+        <w:numPr>
+          <w:ilvl w:val="0"/>
+          <w:numId w:val="1"/>
+        </w:numPr>
+        <w:spacing w:after="60"/>
+      </w:pPr>
+      <w:r>
+        <w:t xml:space="preserve">Guidance: 15-20% revenue growth FY27, ~18% FY27 EBITDA margin; FY30 targets 15% growth and 20% margin</w:t>
+      </w:r>
+    </w:p>
+    <w:p>
+      <w:pPr>
+        <w:spacing w:after="120"/>
+      </w:pPr>
+      <w:r>
+        <w:rPr>
+          <w:b/>
+          <w:bCs/>
+          <w:sz w:val="20"/>
+          <w:szCs w:val="20"/>
+        </w:rPr>
+        <w:t xml:space="preserve">Exchange announcements (last 6 months):</w:t>
+      </w:r>
+    </w:p>
+    <w:p>
+      <w:pPr>
+        <w:pStyle w:val="ListParagraph"/>
+        <w:numPr>
+          <w:ilvl w:val="0"/>
+          <w:numId w:val="1"/>
+        </w:numPr>
+        <w:spacing w:after="60"/>
+      </w:pPr>
+      <w:r>
+        <w:t xml:space="preserve">GLP-1 CMO partnership with Hetero progressing — Hetero received approvals May 2026, CMO operations started, revenue ramp expected Q2/Q3 FY27</w:t>
+      </w:r>
+    </w:p>
+    <w:p>
+      <w:pPr>
+        <w:pStyle w:val="ListParagraph"/>
+        <w:numPr>
+          <w:ilvl w:val="0"/>
+          <w:numId w:val="1"/>
+        </w:numPr>
+        <w:spacing w:after="60"/>
+      </w:pPr>
+      <w:r>
+        <w:t xml:space="preserve">Indore EU-GMP inspection completed Dec 2025; certification expected Q1 FY27; new Indore capabilities (depot/microsphere, liposomal antifungal) nearing completion</w:t>
+      </w:r>
+    </w:p>
+    <w:p>
+      <w:pPr>
+        <w:pStyle w:val="ListParagraph"/>
+        <w:numPr>
+          <w:ilvl w:val="0"/>
+          <w:numId w:val="1"/>
+        </w:numPr>
+        <w:spacing w:after="60"/>
+      </w:pPr>
+      <w:r>
+        <w:t xml:space="preserve">International: approvals secured in 8 countries; a contract-manufacturing + licensing deal executed in North America; first orders received from Australia</w:t>
+      </w:r>
+    </w:p>
+    <w:p>
+      <w:pPr>
+        <w:pStyle w:val="ListParagraph"/>
+        <w:numPr>
+          <w:ilvl w:val="0"/>
+          <w:numId w:val="1"/>
+        </w:numPr>
+        <w:spacing w:after="60"/>
+      </w:pPr>
+      <w:r>
+        <w:t xml:space="preserve">Aesthetics: #2 India botulinum-toxin franchise; in-licensed dermal-filler portfolio from Canada, launch expected Dec 2026/Jan 2027</w:t>
+      </w:r>
+    </w:p>
+    <w:p>
+      <w:pPr>
+        <w:pStyle w:val="ListParagraph"/>
+        <w:numPr>
+          <w:ilvl w:val="0"/>
+          <w:numId w:val="1"/>
+        </w:numPr>
+        <w:spacing w:after="60"/>
+      </w:pPr>
+      <w:r>
+        <w:t xml:space="preserve">Capex guidance cut to maintenance-only (~Rs 20 Cr)</w:t>
+      </w:r>
+    </w:p>
+    <w:p>
+      <w:pPr>
+        <w:spacing w:after="120"/>
+      </w:pPr>
+      <w:r>
+        <w:rPr>
+          <w:b/>
+          <w:bCs/>
+          <w:sz w:val="20"/>
+          <w:szCs w:val="20"/>
+        </w:rPr>
+        <w:t xml:space="preserve">Key new facts vs. the prior write-up:</w:t>
+      </w:r>
+    </w:p>
+    <w:p>
+      <w:pPr>
+        <w:pStyle w:val="ListParagraph"/>
+        <w:numPr>
+          <w:ilvl w:val="0"/>
+          <w:numId w:val="1"/>
+        </w:numPr>
+        <w:spacing w:after="60"/>
+      </w:pPr>
+      <w:r>
+        <w:t xml:space="preserve">The European-GMP overhang that explicitly gated conviction is materially de-risked — Navsari already certified, Indore inspection done Dec 2025 with certification expected Q1 FY27</w:t>
+      </w:r>
+    </w:p>
+    <w:p>
+      <w:pPr>
+        <w:pStyle w:val="ListParagraph"/>
+        <w:numPr>
+          <w:ilvl w:val="0"/>
+          <w:numId w:val="1"/>
+        </w:numPr>
+        <w:spacing w:after="60"/>
+      </w:pPr>
+      <w:r>
+        <w:t xml:space="preserve">Capex is now maintenance-only (~Rs 20 Cr) — the Indore build cycle is complete, so the plant is a harvest asset from here</w:t>
+      </w:r>
+    </w:p>
+    <w:p>
+      <w:pPr>
+        <w:pStyle w:val="ListParagraph"/>
+        <w:numPr>
+          <w:ilvl w:val="0"/>
+          <w:numId w:val="1"/>
+        </w:numPr>
+        <w:spacing w:after="60"/>
+      </w:pPr>
+      <w:r>
+        <w:t xml:space="preserve">EBITDA margin has inflected to ~18% for two consecutive quarters (from 13-15%) with Indore still only ~30% utilised — large latent operating leverage</w:t>
+      </w:r>
+    </w:p>
+    <w:p>
+      <w:pPr>
+        <w:pStyle w:val="ListParagraph"/>
+        <w:numPr>
+          <w:ilvl w:val="0"/>
+          <w:numId w:val="1"/>
+        </w:numPr>
+        <w:spacing w:after="60"/>
+      </w:pPr>
+      <w:r>
+        <w:t xml:space="preserve">GLP-1 CMO with Hetero is live (approvals May 2026) with revenue ramp guided for Q2/Q3 FY27 — a concrete new growth vector the prior write-up treated only as 'optionality'</w:t>
+      </w:r>
+    </w:p>
+    <w:p>
+      <w:pPr>
+        <w:spacing w:after="120"/>
+      </w:pPr>
+      <w:r>
+        <w:rPr>
+          <w:b/>
+          <w:bCs/>
+          <w:sz w:val="20"/>
+          <w:szCs w:val="20"/>
+        </w:rPr>
+        <w:t xml:space="preserve">Open questions / what to watch:</w:t>
+      </w:r>
+    </w:p>
+    <w:p>
+      <w:pPr>
+        <w:pStyle w:val="ListParagraph"/>
+        <w:numPr>
+          <w:ilvl w:val="0"/>
+          <w:numId w:val="1"/>
+        </w:numPr>
+        <w:spacing w:after="60"/>
+      </w:pPr>
+      <w:r>
+        <w:t xml:space="preserve">Does EU-GMP certification for Indore actually issue in Q1 FY27, and how fast does regulated-market export revenue follow?</w:t>
+      </w:r>
+    </w:p>
+    <w:p>
+      <w:pPr>
+        <w:pStyle w:val="ListParagraph"/>
+        <w:numPr>
+          <w:ilvl w:val="0"/>
+          <w:numId w:val="1"/>
+        </w:numPr>
+        <w:spacing w:after="60"/>
+      </w:pPr>
+      <w:r>
+        <w:t xml:space="preserve">How quickly does Indore utilisation climb beyond the 40-45% FY27-end target toward the 75%+ that unlocks ~Rs 675-700 Cr?</w:t>
+      </w:r>
+    </w:p>
+    <w:p>
+      <w:pPr>
+        <w:pStyle w:val="ListParagraph"/>
+        <w:numPr>
+          <w:ilvl w:val="0"/>
+          <w:numId w:val="1"/>
+        </w:numPr>
+        <w:spacing w:after="60"/>
+      </w:pPr>
+      <w:r>
+        <w:t xml:space="preserve">What is the size and margin of the GLP-1/Hetero CMO revenue once it ramps, and how concentrated is the dependency on that single customer?</w:t>
+      </w:r>
+    </w:p>
+    <w:p>
+      <w:pPr>
+        <w:pStyle w:val="ListParagraph"/>
+        <w:numPr>
+          <w:ilvl w:val="0"/>
+          <w:numId w:val="1"/>
+        </w:numPr>
+        <w:spacing w:after="60"/>
+      </w:pPr>
+      <w:r>
+        <w:t xml:space="preserve">Does ROCE recover through 15% as operating leverage plays out, and does FCF conversion inflect now that capex is maintenance-only?</w:t>
+      </w:r>
+    </w:p>
+    <w:p>
+      <w:pPr>
+        <w:spacing w:after="120" w:before="120"/>
+      </w:pPr>
+      <w:r>
+        <w:rPr>
+          <w:b/>
+          <w:bCs/>
+          <w:sz w:val="20"/>
+          <w:szCs w:val="20"/>
+        </w:rPr>
+        <w:t xml:space="preserve">Conviction impact: </w:t>
+      </w:r>
+      <w:r>
+        <w:rPr>
+          <w:sz w:val="20"/>
+          <w:szCs w:val="20"/>
+        </w:rPr>
+        <w:t xml:space="preserve">Low-Medium -&gt; Medium. The GMP overhang that was the stated gate is resolving (Navsari certified, Indore inspection done with certification expected Q1 FY27), the capex cycle is complete (maintenance-only now), and EBITDA margin has inflected to ~18% for two straight quarters with Indore only ~30% utilised. Valuation (~65x trailing) and the still-early Indore/GLP-1 ramp cap the raise at one notch.</w:t>
       </w:r>
     </w:p>
     <w:p>
@@ -303,7 +753,7 @@
         <w:spacing w:after="120" w:before="280"/>
       </w:pPr>
       <w:r>
-        <w:t xml:space="preserve">ValuePickr Community Signal</w:t>
+        <w:t xml:space="preserve">Guidance &amp; Expectation Gap</w:t>
       </w:r>
     </w:p>
     <w:p>
@@ -311,7 +761,14 @@
         <w:spacing w:after="120"/>
       </w:pPr>
       <w:r>
-        <w:t xml:space="preserve">Read the most recent 50 of 123 available posts (Nov 2022-Aug 2026). Sentiment has been broadly constructive and technically detailed throughout, with a notable ~15-month silence between Sep 2024 and Dec 2025, then renewed engagement through 2026 including a detailed company-history writeup and the current GMP-certification concern.</w:t>
+        <w:rPr>
+          <w:i/>
+          <w:iCs/>
+          <w:color w:val="666666"/>
+          <w:sz w:val="18"/>
+          <w:szCs w:val="18"/>
+        </w:rPr>
+        <w:t xml:space="preserve">Management guidance decoded into commitments, graded on the expectation → action → operational → commercial → financial ladder, then compared to what the current price appears to assume. Method: playbook/guidance-and-expectation-gap.md.</w:t>
       </w:r>
     </w:p>
     <w:p>
@@ -325,14 +782,1243 @@
           <w:sz w:val="20"/>
           <w:szCs w:val="20"/>
         </w:rPr>
-        <w:t xml:space="preserve">High-conviction call from a top contributor: </w:t>
-      </w:r>
-      <w:r>
-        <w:rPr>
-          <w:sz w:val="20"/>
-          <w:szCs w:val="20"/>
-        </w:rPr>
-        <w:t xml:space="preserve">Nitya_Shah (SEBI-registered, non-VP-trusted-tier but the exact IAS 2026 conference presenter for this stock) disclosed in April 2024 that Gufic was 'one of my largest positions' and wrote a public blog making the investment case, specifically flagging the Arisia (botox) segment as long-run optionality once unit economics stabilise. In Aug 2026, rahsh (non-trusted) flagged that European GMP certification for a new manufacturing site remains awaited at both the Navsari and Indore plants, with corrective-action responses submitted and regulator audits scheduled - an unresolved live overhang.</w:t>
+        <w:t xml:space="preserve">Commitment ladder (most-proven first):</w:t>
+      </w:r>
+    </w:p>
+    <w:tbl>
+      <w:tblPr>
+        <w:tblW w:type="dxa" w:w="9000"/>
+        <w:tblBorders>
+          <w:top w:val="single" w:color="auto" w:sz="4"/>
+          <w:left w:val="single" w:color="auto" w:sz="4"/>
+          <w:bottom w:val="single" w:color="auto" w:sz="4"/>
+          <w:right w:val="single" w:color="auto" w:sz="4"/>
+          <w:insideH w:val="single" w:color="auto" w:sz="4"/>
+          <w:insideV w:val="single" w:color="auto" w:sz="4"/>
+        </w:tblBorders>
+      </w:tblPr>
+      <w:tblGrid>
+        <w:gridCol w:w="1100"/>
+        <w:gridCol w:w="2600"/>
+        <w:gridCol w:w="2400"/>
+        <w:gridCol w:w="900"/>
+        <w:gridCol w:w="1200"/>
+        <w:gridCol w:w="800"/>
+      </w:tblGrid>
+      <w:tr>
+        <w:trPr>
+          <w:tblHeader/>
+        </w:trPr>
+        <w:tc>
+          <w:tcPr>
+            <w:tcW w:type="dxa" w:w="1100"/>
+            <w:shd w:fill="F2F2F2" w:val="clear"/>
+          </w:tcPr>
+          <w:p>
+            <w:r>
+              <w:rPr>
+                <w:b/>
+                <w:bCs/>
+                <w:sz w:val="18"/>
+                <w:szCs w:val="18"/>
+              </w:rPr>
+              <w:t xml:space="preserve">Area</w:t>
+            </w:r>
+          </w:p>
+        </w:tc>
+        <w:tc>
+          <w:tcPr>
+            <w:tcW w:type="dxa" w:w="2600"/>
+            <w:shd w:fill="F2F2F2" w:val="clear"/>
+          </w:tcPr>
+          <w:p>
+            <w:r>
+              <w:rPr>
+                <w:b/>
+                <w:bCs/>
+                <w:sz w:val="18"/>
+                <w:szCs w:val="18"/>
+              </w:rPr>
+              <w:t xml:space="preserve">Commitment</w:t>
+            </w:r>
+          </w:p>
+        </w:tc>
+        <w:tc>
+          <w:tcPr>
+            <w:tcW w:type="dxa" w:w="2400"/>
+            <w:shd w:fill="F2F2F2" w:val="clear"/>
+          </w:tcPr>
+          <w:p>
+            <w:r>
+              <w:rPr>
+                <w:b/>
+                <w:bCs/>
+                <w:sz w:val="18"/>
+                <w:szCs w:val="18"/>
+              </w:rPr>
+              <w:t xml:space="preserve">Specifics</w:t>
+            </w:r>
+          </w:p>
+        </w:tc>
+        <w:tc>
+          <w:tcPr>
+            <w:tcW w:type="dxa" w:w="900"/>
+            <w:shd w:fill="F2F2F2" w:val="clear"/>
+          </w:tcPr>
+          <w:p>
+            <w:r>
+              <w:rPr>
+                <w:b/>
+                <w:bCs/>
+                <w:sz w:val="18"/>
+                <w:szCs w:val="18"/>
+              </w:rPr>
+              <w:t xml:space="preserve">By when</w:t>
+            </w:r>
+          </w:p>
+        </w:tc>
+        <w:tc>
+          <w:tcPr>
+            <w:tcW w:type="dxa" w:w="1200"/>
+            <w:shd w:fill="F2F2F2" w:val="clear"/>
+          </w:tcPr>
+          <w:p>
+            <w:r>
+              <w:rPr>
+                <w:b/>
+                <w:bCs/>
+                <w:sz w:val="18"/>
+                <w:szCs w:val="18"/>
+              </w:rPr>
+              <w:t xml:space="preserve">Stage</w:t>
+            </w:r>
+          </w:p>
+        </w:tc>
+        <w:tc>
+          <w:tcPr>
+            <w:tcW w:type="dxa" w:w="800"/>
+            <w:shd w:fill="F2F2F2" w:val="clear"/>
+          </w:tcPr>
+          <w:p>
+            <w:r>
+              <w:rPr>
+                <w:b/>
+                <w:bCs/>
+                <w:sz w:val="18"/>
+                <w:szCs w:val="18"/>
+              </w:rPr>
+              <w:t xml:space="preserve">Thesis-critical</w:t>
+            </w:r>
+          </w:p>
+        </w:tc>
+      </w:tr>
+      <w:tr>
+        <w:tc>
+          <w:tcPr>
+            <w:tcW w:type="dxa" w:w="1100"/>
+          </w:tcPr>
+          <w:p>
+            <w:r>
+              <w:rPr>
+                <w:b w:val="false"/>
+                <w:bCs w:val="false"/>
+                <w:sz w:val="18"/>
+                <w:szCs w:val="18"/>
+              </w:rPr>
+              <w:t xml:space="preserve">margin</w:t>
+            </w:r>
+          </w:p>
+        </w:tc>
+        <w:tc>
+          <w:tcPr>
+            <w:tcW w:type="dxa" w:w="2600"/>
+          </w:tcPr>
+          <w:p>
+            <w:r>
+              <w:rPr>
+                <w:b w:val="false"/>
+                <w:bCs w:val="false"/>
+                <w:sz w:val="18"/>
+                <w:szCs w:val="18"/>
+              </w:rPr>
+              <w:t xml:space="preserve">Sustain ~18% EBITDA margin in FY27, lift toward 20% by FY30</w:t>
+            </w:r>
+          </w:p>
+        </w:tc>
+        <w:tc>
+          <w:tcPr>
+            <w:tcW w:type="dxa" w:w="2400"/>
+          </w:tcPr>
+          <w:p>
+            <w:r>
+              <w:rPr>
+                <w:b w:val="false"/>
+                <w:bCs w:val="false"/>
+                <w:sz w:val="18"/>
+                <w:szCs w:val="18"/>
+              </w:rPr>
+              <w:t xml:space="preserve">Q4 FY26 18.22%, Q1 FY27 18.09% vs a 13-15% prior run-rate</w:t>
+            </w:r>
+          </w:p>
+        </w:tc>
+        <w:tc>
+          <w:tcPr>
+            <w:tcW w:type="dxa" w:w="900"/>
+          </w:tcPr>
+          <w:p>
+            <w:r>
+              <w:rPr>
+                <w:b w:val="false"/>
+                <w:bCs w:val="false"/>
+                <w:sz w:val="18"/>
+                <w:szCs w:val="18"/>
+              </w:rPr>
+              <w:t xml:space="preserve">FY27</w:t>
+            </w:r>
+          </w:p>
+        </w:tc>
+        <w:tc>
+          <w:tcPr>
+            <w:tcW w:type="dxa" w:w="1200"/>
+          </w:tcPr>
+          <w:p>
+            <w:r>
+              <w:rPr>
+                <w:b w:val="false"/>
+                <w:bCs w:val="false"/>
+                <w:sz w:val="18"/>
+                <w:szCs w:val="18"/>
+              </w:rPr>
+              <w:t xml:space="preserve">financial</w:t>
+            </w:r>
+          </w:p>
+        </w:tc>
+        <w:tc>
+          <w:tcPr>
+            <w:tcW w:type="dxa" w:w="800"/>
+          </w:tcPr>
+          <w:p>
+            <w:r>
+              <w:rPr>
+                <w:b w:val="false"/>
+                <w:bCs w:val="false"/>
+                <w:sz w:val="18"/>
+                <w:szCs w:val="18"/>
+              </w:rPr>
+              <w:t xml:space="preserve">yes</w:t>
+            </w:r>
+          </w:p>
+        </w:tc>
+      </w:tr>
+      <w:tr>
+        <w:tc>
+          <w:tcPr>
+            <w:tcW w:type="dxa" w:w="1100"/>
+          </w:tcPr>
+          <w:p>
+            <w:r>
+              <w:rPr>
+                <w:b w:val="false"/>
+                <w:bCs w:val="false"/>
+                <w:sz w:val="18"/>
+                <w:szCs w:val="18"/>
+              </w:rPr>
+              <w:t xml:space="preserve">new_business</w:t>
+            </w:r>
+          </w:p>
+        </w:tc>
+        <w:tc>
+          <w:tcPr>
+            <w:tcW w:type="dxa" w:w="2600"/>
+          </w:tcPr>
+          <w:p>
+            <w:r>
+              <w:rPr>
+                <w:b w:val="false"/>
+                <w:bCs w:val="false"/>
+                <w:sz w:val="18"/>
+                <w:szCs w:val="18"/>
+              </w:rPr>
+              <w:t xml:space="preserve">GLP-1 CMO partnership with Hetero</w:t>
+            </w:r>
+          </w:p>
+        </w:tc>
+        <w:tc>
+          <w:tcPr>
+            <w:tcW w:type="dxa" w:w="2400"/>
+          </w:tcPr>
+          <w:p>
+            <w:r>
+              <w:rPr>
+                <w:b w:val="false"/>
+                <w:bCs w:val="false"/>
+                <w:sz w:val="18"/>
+                <w:szCs w:val="18"/>
+              </w:rPr>
+              <w:t xml:space="preserve">Hetero received approvals May 2026; CMO operations started; only residual revenue Q1 FY27, ramp expected Q2/Q3 FY27</w:t>
+            </w:r>
+          </w:p>
+        </w:tc>
+        <w:tc>
+          <w:tcPr>
+            <w:tcW w:type="dxa" w:w="900"/>
+          </w:tcPr>
+          <w:p>
+            <w:r>
+              <w:rPr>
+                <w:b w:val="false"/>
+                <w:bCs w:val="false"/>
+                <w:sz w:val="18"/>
+                <w:szCs w:val="18"/>
+              </w:rPr>
+              <w:t xml:space="preserve">FY27</w:t>
+            </w:r>
+          </w:p>
+        </w:tc>
+        <w:tc>
+          <w:tcPr>
+            <w:tcW w:type="dxa" w:w="1200"/>
+          </w:tcPr>
+          <w:p>
+            <w:r>
+              <w:rPr>
+                <w:b w:val="false"/>
+                <w:bCs w:val="false"/>
+                <w:sz w:val="18"/>
+                <w:szCs w:val="18"/>
+              </w:rPr>
+              <w:t xml:space="preserve">commercial</w:t>
+            </w:r>
+          </w:p>
+        </w:tc>
+        <w:tc>
+          <w:tcPr>
+            <w:tcW w:type="dxa" w:w="800"/>
+          </w:tcPr>
+          <w:p>
+            <w:r>
+              <w:rPr>
+                <w:b w:val="false"/>
+                <w:bCs w:val="false"/>
+                <w:sz w:val="18"/>
+                <w:szCs w:val="18"/>
+              </w:rPr>
+              <w:t xml:space="preserve">yes</w:t>
+            </w:r>
+          </w:p>
+        </w:tc>
+      </w:tr>
+      <w:tr>
+        <w:tc>
+          <w:tcPr>
+            <w:tcW w:type="dxa" w:w="1100"/>
+          </w:tcPr>
+          <w:p>
+            <w:r>
+              <w:rPr>
+                <w:b w:val="false"/>
+                <w:bCs w:val="false"/>
+                <w:sz w:val="18"/>
+                <w:szCs w:val="18"/>
+              </w:rPr>
+              <w:t xml:space="preserve">capacity</w:t>
+            </w:r>
+          </w:p>
+        </w:tc>
+        <w:tc>
+          <w:tcPr>
+            <w:tcW w:type="dxa" w:w="2600"/>
+          </w:tcPr>
+          <w:p>
+            <w:r>
+              <w:rPr>
+                <w:b w:val="false"/>
+                <w:bCs w:val="false"/>
+                <w:sz w:val="18"/>
+                <w:szCs w:val="18"/>
+              </w:rPr>
+              <w:t xml:space="preserve">Ramp Indore utilisation from ~30% toward 40-45% by FY27-end, 75%+ over time</w:t>
+            </w:r>
+          </w:p>
+        </w:tc>
+        <w:tc>
+          <w:tcPr>
+            <w:tcW w:type="dxa" w:w="2400"/>
+          </w:tcPr>
+          <w:p>
+            <w:r>
+              <w:rPr>
+                <w:b w:val="false"/>
+                <w:bCs w:val="false"/>
+                <w:sz w:val="18"/>
+                <w:szCs w:val="18"/>
+              </w:rPr>
+              <w:t xml:space="preserve">Indore ~Rs 675-700 Cr revenue at 75%+ utilisation; FY26 utilisation ~30%; new NDDS capabilities nearing completion</w:t>
+            </w:r>
+          </w:p>
+        </w:tc>
+        <w:tc>
+          <w:tcPr>
+            <w:tcW w:type="dxa" w:w="900"/>
+          </w:tcPr>
+          <w:p>
+            <w:r>
+              <w:rPr>
+                <w:b w:val="false"/>
+                <w:bCs w:val="false"/>
+                <w:sz w:val="18"/>
+                <w:szCs w:val="18"/>
+              </w:rPr>
+              <w:t xml:space="preserve">FY27</w:t>
+            </w:r>
+          </w:p>
+        </w:tc>
+        <w:tc>
+          <w:tcPr>
+            <w:tcW w:type="dxa" w:w="1200"/>
+          </w:tcPr>
+          <w:p>
+            <w:r>
+              <w:rPr>
+                <w:b w:val="false"/>
+                <w:bCs w:val="false"/>
+                <w:sz w:val="18"/>
+                <w:szCs w:val="18"/>
+              </w:rPr>
+              <w:t xml:space="preserve">operational</w:t>
+            </w:r>
+          </w:p>
+        </w:tc>
+        <w:tc>
+          <w:tcPr>
+            <w:tcW w:type="dxa" w:w="800"/>
+          </w:tcPr>
+          <w:p>
+            <w:r>
+              <w:rPr>
+                <w:b w:val="false"/>
+                <w:bCs w:val="false"/>
+                <w:sz w:val="18"/>
+                <w:szCs w:val="18"/>
+              </w:rPr>
+              <w:t xml:space="preserve">yes</w:t>
+            </w:r>
+          </w:p>
+        </w:tc>
+      </w:tr>
+      <w:tr>
+        <w:tc>
+          <w:tcPr>
+            <w:tcW w:type="dxa" w:w="1100"/>
+          </w:tcPr>
+          <w:p>
+            <w:r>
+              <w:rPr>
+                <w:b w:val="false"/>
+                <w:bCs w:val="false"/>
+                <w:sz w:val="18"/>
+                <w:szCs w:val="18"/>
+              </w:rPr>
+              <w:t xml:space="preserve">strategy</w:t>
+            </w:r>
+          </w:p>
+        </w:tc>
+        <w:tc>
+          <w:tcPr>
+            <w:tcW w:type="dxa" w:w="2600"/>
+          </w:tcPr>
+          <w:p>
+            <w:r>
+              <w:rPr>
+                <w:b w:val="false"/>
+                <w:bCs w:val="false"/>
+                <w:sz w:val="18"/>
+                <w:szCs w:val="18"/>
+              </w:rPr>
+              <w:t xml:space="preserve">EU-GMP certification for the Indore site</w:t>
+            </w:r>
+          </w:p>
+        </w:tc>
+        <w:tc>
+          <w:tcPr>
+            <w:tcW w:type="dxa" w:w="2400"/>
+          </w:tcPr>
+          <w:p>
+            <w:r>
+              <w:rPr>
+                <w:b w:val="false"/>
+                <w:bCs w:val="false"/>
+                <w:sz w:val="18"/>
+                <w:szCs w:val="18"/>
+              </w:rPr>
+              <w:t xml:space="preserve">EU-GMP inspection completed Dec 2025; certification expected Q1 FY27; Navsari already EU-GMP/WHO-GMP/Health Canada</w:t>
+            </w:r>
+          </w:p>
+        </w:tc>
+        <w:tc>
+          <w:tcPr>
+            <w:tcW w:type="dxa" w:w="900"/>
+          </w:tcPr>
+          <w:p>
+            <w:r>
+              <w:rPr>
+                <w:b w:val="false"/>
+                <w:bCs w:val="false"/>
+                <w:sz w:val="18"/>
+                <w:szCs w:val="18"/>
+              </w:rPr>
+              <w:t xml:space="preserve">3M</w:t>
+            </w:r>
+          </w:p>
+        </w:tc>
+        <w:tc>
+          <w:tcPr>
+            <w:tcW w:type="dxa" w:w="1200"/>
+          </w:tcPr>
+          <w:p>
+            <w:r>
+              <w:rPr>
+                <w:b w:val="false"/>
+                <w:bCs w:val="false"/>
+                <w:sz w:val="18"/>
+                <w:szCs w:val="18"/>
+              </w:rPr>
+              <w:t xml:space="preserve">operational</w:t>
+            </w:r>
+          </w:p>
+        </w:tc>
+        <w:tc>
+          <w:tcPr>
+            <w:tcW w:type="dxa" w:w="800"/>
+          </w:tcPr>
+          <w:p>
+            <w:r>
+              <w:rPr>
+                <w:b w:val="false"/>
+                <w:bCs w:val="false"/>
+                <w:sz w:val="18"/>
+                <w:szCs w:val="18"/>
+              </w:rPr>
+              <w:t xml:space="preserve">yes</w:t>
+            </w:r>
+          </w:p>
+        </w:tc>
+      </w:tr>
+      <w:tr>
+        <w:tc>
+          <w:tcPr>
+            <w:tcW w:type="dxa" w:w="1100"/>
+          </w:tcPr>
+          <w:p>
+            <w:r>
+              <w:rPr>
+                <w:b w:val="false"/>
+                <w:bCs w:val="false"/>
+                <w:sz w:val="18"/>
+                <w:szCs w:val="18"/>
+              </w:rPr>
+              <w:t xml:space="preserve">new_business</w:t>
+            </w:r>
+          </w:p>
+        </w:tc>
+        <w:tc>
+          <w:tcPr>
+            <w:tcW w:type="dxa" w:w="2600"/>
+          </w:tcPr>
+          <w:p>
+            <w:r>
+              <w:rPr>
+                <w:b w:val="false"/>
+                <w:bCs w:val="false"/>
+                <w:sz w:val="18"/>
+                <w:szCs w:val="18"/>
+              </w:rPr>
+              <w:t xml:space="preserve">Aesthetics: #2 India botulinum-toxin franchise + in-licensed Canadian dermal-filler portfolio launch</w:t>
+            </w:r>
+          </w:p>
+        </w:tc>
+        <w:tc>
+          <w:tcPr>
+            <w:tcW w:type="dxa" w:w="2400"/>
+          </w:tcPr>
+          <w:p>
+            <w:r>
+              <w:rPr>
+                <w:b w:val="false"/>
+                <w:bCs w:val="false"/>
+                <w:sz w:val="18"/>
+                <w:szCs w:val="18"/>
+              </w:rPr>
+              <w:t xml:space="preserve">filler portfolio in-licensed from Canada, launch expected Dec 2026/Jan 2027</w:t>
+            </w:r>
+          </w:p>
+        </w:tc>
+        <w:tc>
+          <w:tcPr>
+            <w:tcW w:type="dxa" w:w="900"/>
+          </w:tcPr>
+          <w:p>
+            <w:r>
+              <w:rPr>
+                <w:b w:val="false"/>
+                <w:bCs w:val="false"/>
+                <w:sz w:val="18"/>
+                <w:szCs w:val="18"/>
+              </w:rPr>
+              <w:t xml:space="preserve">6M</w:t>
+            </w:r>
+          </w:p>
+        </w:tc>
+        <w:tc>
+          <w:tcPr>
+            <w:tcW w:type="dxa" w:w="1200"/>
+          </w:tcPr>
+          <w:p>
+            <w:r>
+              <w:rPr>
+                <w:b w:val="false"/>
+                <w:bCs w:val="false"/>
+                <w:sz w:val="18"/>
+                <w:szCs w:val="18"/>
+              </w:rPr>
+              <w:t xml:space="preserve">action</w:t>
+            </w:r>
+          </w:p>
+        </w:tc>
+        <w:tc>
+          <w:tcPr>
+            <w:tcW w:type="dxa" w:w="800"/>
+          </w:tcPr>
+          <w:p>
+            <w:r>
+              <w:rPr>
+                <w:b w:val="false"/>
+                <w:bCs w:val="false"/>
+                <w:sz w:val="18"/>
+                <w:szCs w:val="18"/>
+              </w:rPr>
+              <w:t xml:space="preserve"/>
+            </w:r>
+          </w:p>
+        </w:tc>
+      </w:tr>
+      <w:tr>
+        <w:tc>
+          <w:tcPr>
+            <w:tcW w:type="dxa" w:w="1100"/>
+          </w:tcPr>
+          <w:p>
+            <w:r>
+              <w:rPr>
+                <w:b w:val="false"/>
+                <w:bCs w:val="false"/>
+                <w:sz w:val="18"/>
+                <w:szCs w:val="18"/>
+              </w:rPr>
+              <w:t xml:space="preserve">growth</w:t>
+            </w:r>
+          </w:p>
+        </w:tc>
+        <w:tc>
+          <w:tcPr>
+            <w:tcW w:type="dxa" w:w="2600"/>
+          </w:tcPr>
+          <w:p>
+            <w:r>
+              <w:rPr>
+                <w:b w:val="false"/>
+                <w:bCs w:val="false"/>
+                <w:sz w:val="18"/>
+                <w:szCs w:val="18"/>
+              </w:rPr>
+              <w:t xml:space="preserve">15-20% revenue growth in FY27</w:t>
+            </w:r>
+          </w:p>
+        </w:tc>
+        <w:tc>
+          <w:tcPr>
+            <w:tcW w:type="dxa" w:w="2400"/>
+          </w:tcPr>
+          <w:p>
+            <w:r>
+              <w:rPr>
+                <w:b w:val="false"/>
+                <w:bCs w:val="false"/>
+                <w:sz w:val="18"/>
+                <w:szCs w:val="18"/>
+              </w:rPr>
+              <w:t xml:space="preserve">Q1 FY27 +15% YoY</w:t>
+            </w:r>
+          </w:p>
+        </w:tc>
+        <w:tc>
+          <w:tcPr>
+            <w:tcW w:type="dxa" w:w="900"/>
+          </w:tcPr>
+          <w:p>
+            <w:r>
+              <w:rPr>
+                <w:b w:val="false"/>
+                <w:bCs w:val="false"/>
+                <w:sz w:val="18"/>
+                <w:szCs w:val="18"/>
+              </w:rPr>
+              <w:t xml:space="preserve">FY27</w:t>
+            </w:r>
+          </w:p>
+        </w:tc>
+        <w:tc>
+          <w:tcPr>
+            <w:tcW w:type="dxa" w:w="1200"/>
+          </w:tcPr>
+          <w:p>
+            <w:r>
+              <w:rPr>
+                <w:b w:val="false"/>
+                <w:bCs w:val="false"/>
+                <w:sz w:val="18"/>
+                <w:szCs w:val="18"/>
+              </w:rPr>
+              <w:t xml:space="preserve">expectation</w:t>
+            </w:r>
+          </w:p>
+        </w:tc>
+        <w:tc>
+          <w:tcPr>
+            <w:tcW w:type="dxa" w:w="800"/>
+          </w:tcPr>
+          <w:p>
+            <w:r>
+              <w:rPr>
+                <w:b w:val="false"/>
+                <w:bCs w:val="false"/>
+                <w:sz w:val="18"/>
+                <w:szCs w:val="18"/>
+              </w:rPr>
+              <w:t xml:space="preserve"/>
+            </w:r>
+          </w:p>
+        </w:tc>
+      </w:tr>
+    </w:tbl>
+    <w:p>
+      <w:pPr>
+        <w:spacing w:after="60" w:before="120"/>
+      </w:pPr>
+      <w:r>
+        <w:rPr>
+          <w:b/>
+          <w:bCs/>
+          <w:sz w:val="20"/>
+          <w:szCs w:val="20"/>
+        </w:rPr>
+        <w:t xml:space="preserve">Earnings chain: </w:t>
+      </w:r>
+      <w:r>
+        <w:rPr>
+          <w:b w:val="false"/>
+          <w:bCs w:val="false"/>
+          <w:sz w:val="20"/>
+          <w:szCs w:val="20"/>
+        </w:rPr>
+        <w:t xml:space="preserve">Indore capacity (lyophilised / sterile injectables, NDDS)</w:t>
+      </w:r>
+      <w:r>
+        <w:rPr>
+          <w:color w:val="666666"/>
+          <w:sz w:val="20"/>
+          <w:szCs w:val="20"/>
+        </w:rPr>
+        <w:t xml:space="preserve"> → </w:t>
+      </w:r>
+      <w:r>
+        <w:rPr>
+          <w:b/>
+          <w:bCs/>
+          <w:color w:val="A32020"/>
+          <w:sz w:val="20"/>
+          <w:szCs w:val="20"/>
+        </w:rPr>
+        <w:t xml:space="preserve">utilisation ramp ~30% -&gt; 75%+</w:t>
+      </w:r>
+      <w:r>
+        <w:rPr>
+          <w:color w:val="666666"/>
+          <w:sz w:val="20"/>
+          <w:szCs w:val="20"/>
+        </w:rPr>
+        <w:t xml:space="preserve"> → </w:t>
+      </w:r>
+      <w:r>
+        <w:rPr>
+          <w:b w:val="false"/>
+          <w:bCs w:val="false"/>
+          <w:sz w:val="20"/>
+          <w:szCs w:val="20"/>
+        </w:rPr>
+        <w:t xml:space="preserve">revenue growth + GLP-1 CMO (Hetero) + EU-GMP exports</w:t>
+      </w:r>
+      <w:r>
+        <w:rPr>
+          <w:color w:val="666666"/>
+          <w:sz w:val="20"/>
+          <w:szCs w:val="20"/>
+        </w:rPr>
+        <w:t xml:space="preserve"> → </w:t>
+      </w:r>
+      <w:r>
+        <w:rPr>
+          <w:b w:val="false"/>
+          <w:bCs w:val="false"/>
+          <w:sz w:val="20"/>
+          <w:szCs w:val="20"/>
+        </w:rPr>
+        <w:t xml:space="preserve">operating leverage on completed capex (maintenance-only now)</w:t>
+      </w:r>
+      <w:r>
+        <w:rPr>
+          <w:color w:val="666666"/>
+          <w:sz w:val="20"/>
+          <w:szCs w:val="20"/>
+        </w:rPr>
+        <w:t xml:space="preserve"> → </w:t>
+      </w:r>
+      <w:r>
+        <w:rPr>
+          <w:b w:val="false"/>
+          <w:bCs w:val="false"/>
+          <w:sz w:val="20"/>
+          <w:szCs w:val="20"/>
+        </w:rPr>
+        <w:t xml:space="preserve">EBITDA margin ~18% -&gt; 20%</w:t>
+      </w:r>
+      <w:r>
+        <w:rPr>
+          <w:color w:val="666666"/>
+          <w:sz w:val="20"/>
+          <w:szCs w:val="20"/>
+        </w:rPr>
+        <w:t xml:space="preserve"> → </w:t>
+      </w:r>
+      <w:r>
+        <w:rPr>
+          <w:b w:val="false"/>
+          <w:bCs w:val="false"/>
+          <w:sz w:val="20"/>
+          <w:szCs w:val="20"/>
+        </w:rPr>
+        <w:t xml:space="preserve">PAT / FCF</w:t>
+      </w:r>
+    </w:p>
+    <w:p>
+      <w:pPr>
+        <w:spacing w:after="120"/>
+      </w:pPr>
+      <w:r>
+        <w:rPr>
+          <w:color w:val="666666"/>
+          <w:sz w:val="18"/>
+          <w:szCs w:val="18"/>
+        </w:rPr>
+        <w:t xml:space="preserve">Bottleneck link: utilisation ramp ~30% -&gt; 75%+.</w:t>
+      </w:r>
+    </w:p>
+    <w:p>
+      <w:pPr>
+        <w:spacing w:after="120"/>
+      </w:pPr>
+      <w:r>
+        <w:rPr>
+          <w:color w:val="666666"/>
+          <w:sz w:val="18"/>
+          <w:szCs w:val="18"/>
+        </w:rPr>
+        <w:t xml:space="preserve">Operating leverage: yes — EBITDA margin rose from ~13-15% to ~18% over two quarters while Indore is still only ~30% utilised</w:t>
+      </w:r>
+    </w:p>
+    <w:p>
+      <w:pPr>
+        <w:spacing w:after="120"/>
+      </w:pPr>
+      <w:r>
+        <w:rPr>
+          <w:color w:val="666666"/>
+          <w:sz w:val="18"/>
+          <w:szCs w:val="18"/>
+        </w:rPr>
+        <w:t xml:space="preserve">Evidenced: Indore capacity (lyophilised / sterile injectables, NDDS); operating leverage on completed capex (maintenance-only now); EBITDA margin ~18% -&gt; 20%. Still assumed: utilisation ramp ~30% -&gt; 75%+; revenue growth + GLP-1 CMO (Hetero) + EU-GMP exports.</w:t>
+      </w:r>
+    </w:p>
+    <w:p>
+      <w:pPr>
+        <w:spacing w:after="120"/>
+      </w:pPr>
+      <w:r>
+        <w:rPr>
+          <w:b/>
+          <w:bCs/>
+          <w:sz w:val="20"/>
+          <w:szCs w:val="20"/>
+        </w:rPr>
+        <w:t xml:space="preserve">Market expectation vs. our path:</w:t>
+      </w:r>
+    </w:p>
+    <w:tbl>
+      <w:tblPr>
+        <w:tblW w:type="dxa" w:w="9000"/>
+        <w:tblBorders>
+          <w:top w:val="single" w:color="auto" w:sz="4"/>
+          <w:left w:val="single" w:color="auto" w:sz="4"/>
+          <w:bottom w:val="single" w:color="auto" w:sz="4"/>
+          <w:right w:val="single" w:color="auto" w:sz="4"/>
+          <w:insideH w:val="single" w:color="auto" w:sz="4"/>
+          <w:insideV w:val="single" w:color="auto" w:sz="4"/>
+        </w:tblBorders>
+      </w:tblPr>
+      <w:tblGrid>
+        <w:gridCol w:w="3200"/>
+        <w:gridCol w:w="5800"/>
+      </w:tblGrid>
+      <w:tr>
+        <w:tc>
+          <w:tcPr>
+            <w:tcW w:type="dxa" w:w="3200"/>
+            <w:shd w:fill="F2F2F2" w:val="clear"/>
+          </w:tcPr>
+          <w:p>
+            <w:r>
+              <w:rPr>
+                <w:b/>
+                <w:bCs/>
+              </w:rPr>
+              <w:t xml:space="preserve">As of</w:t>
+            </w:r>
+          </w:p>
+        </w:tc>
+        <w:tc>
+          <w:tcPr>
+            <w:tcW w:type="dxa" w:w="5800"/>
+          </w:tcPr>
+          <w:p>
+            <w:r>
+              <w:t xml:space="preserve">2026-09-08</w:t>
+            </w:r>
+          </w:p>
+        </w:tc>
+      </w:tr>
+      <w:tr>
+        <w:tc>
+          <w:tcPr>
+            <w:tcW w:type="dxa" w:w="3200"/>
+            <w:shd w:fill="F2F2F2" w:val="clear"/>
+          </w:tcPr>
+          <w:p>
+            <w:r>
+              <w:rPr>
+                <w:b/>
+                <w:bCs/>
+              </w:rPr>
+              <w:t xml:space="preserve">Price / multiple</w:t>
+            </w:r>
+          </w:p>
+        </w:tc>
+        <w:tc>
+          <w:tcPr>
+            <w:tcW w:type="dxa" w:w="5800"/>
+          </w:tcPr>
+          <w:p>
+            <w:r>
+              <w:t xml:space="preserve">Rs ~Rs 397 (mcap ~Rs 4,000-4,300 Cr) · ~62-65x trailing (FY26 EPS ~Rs 6.4)x P/E · ~27-30x FY26 EBITDAx EV/EBITDA</w:t>
+            </w:r>
+          </w:p>
+        </w:tc>
+      </w:tr>
+      <w:tr>
+        <w:tc>
+          <w:tcPr>
+            <w:tcW w:type="dxa" w:w="3200"/>
+            <w:shd w:fill="F2F2F2" w:val="clear"/>
+          </w:tcPr>
+          <w:p>
+            <w:r>
+              <w:rPr>
+                <w:b/>
+                <w:bCs/>
+              </w:rPr>
+              <w:t xml:space="preserve">Right valuation lens</w:t>
+            </w:r>
+          </w:p>
+        </w:tc>
+        <w:tc>
+          <w:tcPr>
+            <w:tcW w:type="dxa" w:w="5800"/>
+          </w:tcPr>
+          <w:p>
+            <w:r>
+              <w:t xml:space="preserve">P/E</w:t>
+            </w:r>
+          </w:p>
+        </w:tc>
+      </w:tr>
+      <w:tr>
+        <w:tc>
+          <w:tcPr>
+            <w:tcW w:type="dxa" w:w="3200"/>
+            <w:shd w:fill="F2F2F2" w:val="clear"/>
+          </w:tcPr>
+          <w:p>
+            <w:r>
+              <w:rPr>
+                <w:b/>
+                <w:bCs/>
+              </w:rPr>
+              <w:t xml:space="preserve">Price implies</w:t>
+            </w:r>
+          </w:p>
+        </w:tc>
+        <w:tc>
+          <w:tcPr>
+            <w:tcW w:type="dxa" w:w="5800"/>
+          </w:tcPr>
+          <w:p>
+            <w:r>
+              <w:t xml:space="preserve">~65x trailing needs roughly 35-40% EPS CAGR FY26-FY29 at a ~28-30x exit; the Indore utilisation ramp (30% -&gt; 75%+, ~Rs 675-700 Cr latent revenue on a Rs 940 Cr base) plus the GLP-1 CMO could deliver that if execution holds</w:t>
+            </w:r>
+          </w:p>
+        </w:tc>
+      </w:tr>
+      <w:tr>
+        <w:tc>
+          <w:tcPr>
+            <w:tcW w:type="dxa" w:w="3200"/>
+            <w:shd w:fill="F2F2F2" w:val="clear"/>
+          </w:tcPr>
+          <w:p>
+            <w:r>
+              <w:rPr>
+                <w:b/>
+                <w:bCs/>
+              </w:rPr>
+              <w:t xml:space="preserve">Our FY27</w:t>
+            </w:r>
+          </w:p>
+        </w:tc>
+        <w:tc>
+          <w:tcPr>
+            <w:tcW w:type="dxa" w:w="5800"/>
+          </w:tcPr>
+          <w:p>
+            <w:r>
+              <w:t xml:space="preserve">revenue ~Rs 1,050-1,130 Cr (+12-20%); EBITDA margin ~18%; PAT +40-60% on operating leverage off a normalised base</w:t>
+            </w:r>
+          </w:p>
+        </w:tc>
+      </w:tr>
+      <w:tr>
+        <w:tc>
+          <w:tcPr>
+            <w:tcW w:type="dxa" w:w="3200"/>
+            <w:shd w:fill="F2F2F2" w:val="clear"/>
+          </w:tcPr>
+          <w:p>
+            <w:r>
+              <w:rPr>
+                <w:b/>
+                <w:bCs/>
+              </w:rPr>
+              <w:t xml:space="preserve">Our FY28</w:t>
+            </w:r>
+          </w:p>
+        </w:tc>
+        <w:tc>
+          <w:tcPr>
+            <w:tcW w:type="dxa" w:w="5800"/>
+          </w:tcPr>
+          <w:p>
+            <w:r>
+              <w:t xml:space="preserve">a step-up if Indore reaches ~45-55% utilisation and GLP-1/Hetero revenue scales, with EU-GMP Indore adding regulated-export headroom — wide range</w:t>
+            </w:r>
+          </w:p>
+        </w:tc>
+      </w:tr>
+      <w:tr>
+        <w:tc>
+          <w:tcPr>
+            <w:tcW w:type="dxa" w:w="3200"/>
+            <w:shd w:fill="F2F2F2" w:val="clear"/>
+          </w:tcPr>
+          <w:p>
+            <w:r>
+              <w:rPr>
+                <w:b/>
+                <w:bCs/>
+              </w:rPr>
+              <w:t xml:space="preserve">Gap direction</w:t>
+            </w:r>
+          </w:p>
+        </w:tc>
+        <w:tc>
+          <w:tcPr>
+            <w:tcW w:type="dxa" w:w="5800"/>
+          </w:tcPr>
+          <w:p>
+            <w:r>
+              <w:t xml:space="preserve">partially-priced</w:t>
+            </w:r>
+          </w:p>
+        </w:tc>
+      </w:tr>
+      <w:tr>
+        <w:tc>
+          <w:tcPr>
+            <w:tcW w:type="dxa" w:w="3200"/>
+            <w:shd w:fill="F2F2F2" w:val="clear"/>
+          </w:tcPr>
+          <w:p>
+            <w:r>
+              <w:rPr>
+                <w:b/>
+                <w:bCs/>
+              </w:rPr>
+              <w:t xml:space="preserve">Gap type</w:t>
+            </w:r>
+          </w:p>
+        </w:tc>
+        <w:tc>
+          <w:tcPr>
+            <w:tcW w:type="dxa" w:w="5800"/>
+          </w:tcPr>
+          <w:p>
+            <w:r>
+              <w:t xml:space="preserve">capacity</w:t>
+            </w:r>
+          </w:p>
+        </w:tc>
+      </w:tr>
+      <w:tr>
+        <w:tc>
+          <w:tcPr>
+            <w:tcW w:type="dxa" w:w="3200"/>
+            <w:shd w:fill="F2F2F2" w:val="clear"/>
+          </w:tcPr>
+          <w:p>
+            <w:r>
+              <w:rPr>
+                <w:b/>
+                <w:bCs/>
+              </w:rPr>
+              <w:t xml:space="preserve">Gap magnitude</w:t>
+            </w:r>
+          </w:p>
+        </w:tc>
+        <w:tc>
+          <w:tcPr>
+            <w:tcW w:type="dxa" w:w="5800"/>
+          </w:tcPr>
+          <w:p>
+            <w:r>
+              <w:t xml:space="preserve">not estimable</w:t>
+            </w:r>
+          </w:p>
+        </w:tc>
+      </w:tr>
+      <w:tr>
+        <w:tc>
+          <w:tcPr>
+            <w:tcW w:type="dxa" w:w="3200"/>
+            <w:shd w:fill="F2F2F2" w:val="clear"/>
+          </w:tcPr>
+          <w:p>
+            <w:r>
+              <w:rPr>
+                <w:b/>
+                <w:bCs/>
+              </w:rPr>
+              <w:t xml:space="preserve">Gap basis</w:t>
+            </w:r>
+          </w:p>
+        </w:tc>
+        <w:tc>
+          <w:tcPr>
+            <w:tcW w:type="dxa" w:w="5800"/>
+          </w:tcPr>
+          <w:p>
+            <w:r>
+              <w:t xml:space="preserve">Indore is only ~30% utilised with ~Rs 675-700 Cr of latent revenue and maintenance-only capex from here; the incremental-margin operating leverage as utilisation climbs is under-weighted in a 65x trailing multiple, though the multiple already prices meaningful growth</w:t>
+            </w:r>
+          </w:p>
+        </w:tc>
+      </w:tr>
+      <w:tr>
+        <w:tc>
+          <w:tcPr>
+            <w:tcW w:type="dxa" w:w="3200"/>
+            <w:shd w:fill="F2F2F2" w:val="clear"/>
+          </w:tcPr>
+          <w:p>
+            <w:r>
+              <w:rPr>
+                <w:b/>
+                <w:bCs/>
+              </w:rPr>
+              <w:t xml:space="preserve">Evidence quality</w:t>
+            </w:r>
+          </w:p>
+        </w:tc>
+        <w:tc>
+          <w:tcPr>
+            <w:tcW w:type="dxa" w:w="5800"/>
+          </w:tcPr>
+          <w:p>
+            <w:r>
+              <w:t xml:space="preserve">moderate</w:t>
+            </w:r>
+          </w:p>
+        </w:tc>
+      </w:tr>
+    </w:tbl>
+    <w:p>
+      <w:pPr>
+        <w:spacing w:after="120"/>
+      </w:pPr>
+      <w:r>
+        <w:rPr>
+          <w:i/>
+          <w:iCs/>
+          <w:color w:val="666666"/>
+          <w:sz w:val="16"/>
+          <w:szCs w:val="16"/>
+        </w:rPr>
+        <w:t xml:space="preserve">no broker consensus; implied path is a reverse-P/E estimate + screener.in forward figures + VP thread view</w:t>
+      </w:r>
+    </w:p>
+    <w:p>
+      <w:pPr>
+        <w:spacing w:after="120" w:before="120"/>
+      </w:pPr>
+      <w:r>
+        <w:rPr>
+          <w:b/>
+          <w:bCs/>
+          <w:sz w:val="20"/>
+          <w:szCs w:val="20"/>
+        </w:rPr>
+        <w:t xml:space="preserve">Catalyst: </w:t>
+      </w:r>
+      <w:r>
+        <w:rPr>
+          <w:sz w:val="20"/>
+          <w:szCs w:val="20"/>
+        </w:rPr>
+        <w:t xml:space="preserve">EU-GMP certificate issuance for Indore + a Q2/Q3 FY27 print showing GLP-1/Hetero CMO revenue + Indore utilisation reaching 40-45%</w:t>
+      </w:r>
+      <w:r>
+        <w:rPr>
+          <w:color w:val="666666"/>
+          <w:sz w:val="18"/>
+          <w:szCs w:val="18"/>
+        </w:rPr>
+        <w:t xml:space="preserve"> (window ~6M from 2026-09-08; undated; evidence med; pending)</w:t>
       </w:r>
     </w:p>
     <w:p>
@@ -341,7 +2027,7 @@
         <w:spacing w:after="120" w:before="280"/>
       </w:pPr>
       <w:r>
-        <w:t xml:space="preserve">BSE Corporate Actions / Other Red Flags</w:t>
+        <w:t xml:space="preserve">Ishmohit-Lens Checks (value chain · earnings quality · growth trajectory · management · quality metrics · track record · global-signal check)</w:t>
       </w:r>
     </w:p>
     <w:p>
@@ -349,7 +2035,719 @@
         <w:spacing w:after="120"/>
       </w:pPr>
       <w:r>
-        <w:t xml:space="preserve">Not independently checked this pass.</w:t>
+        <w:rPr>
+          <w:i/>
+          <w:iCs/>
+          <w:color w:val="666666"/>
+          <w:sz w:val="18"/>
+          <w:szCs w:val="18"/>
+        </w:rPr>
+        <w:t xml:space="preserve">Extra checks drawn from @ishmohit1 / SOIC methodology (playbook/ishmohit-soic-style.md): where the company sits in its value chain and what the supply side is doing, whether a margin/PAT inflection is structural or a cyclical peak, the rate-of-change of growth vs. what the multiple demands, and management quality as a positive attribute.</w:t>
+      </w:r>
+    </w:p>
+    <w:p>
+      <w:pPr>
+        <w:spacing w:after="120"/>
+      </w:pPr>
+      <w:r>
+        <w:rPr>
+          <w:b/>
+          <w:bCs/>
+          <w:sz w:val="20"/>
+          <w:szCs w:val="20"/>
+        </w:rPr>
+        <w:t xml:space="preserve">Value chain &amp; supply side:</w:t>
+      </w:r>
+    </w:p>
+    <w:tbl>
+      <w:tblPr>
+        <w:tblW w:type="dxa" w:w="9000"/>
+        <w:tblBorders>
+          <w:top w:val="single" w:color="auto" w:sz="4"/>
+          <w:left w:val="single" w:color="auto" w:sz="4"/>
+          <w:bottom w:val="single" w:color="auto" w:sz="4"/>
+          <w:right w:val="single" w:color="auto" w:sz="4"/>
+          <w:insideH w:val="single" w:color="auto" w:sz="4"/>
+          <w:insideV w:val="single" w:color="auto" w:sz="4"/>
+        </w:tblBorders>
+      </w:tblPr>
+      <w:tblGrid>
+        <w:gridCol w:w="3200"/>
+        <w:gridCol w:w="5800"/>
+      </w:tblGrid>
+      <w:tr>
+        <w:tc>
+          <w:tcPr>
+            <w:tcW w:type="dxa" w:w="3200"/>
+            <w:shd w:fill="F2F2F2" w:val="clear"/>
+          </w:tcPr>
+          <w:p>
+            <w:r>
+              <w:rPr>
+                <w:b/>
+                <w:bCs/>
+              </w:rPr>
+              <w:t xml:space="preserve">Theme</w:t>
+            </w:r>
+          </w:p>
+        </w:tc>
+        <w:tc>
+          <w:tcPr>
+            <w:tcW w:type="dxa" w:w="5800"/>
+          </w:tcPr>
+          <w:p>
+            <w:r>
+              <w:t xml:space="preserve">sterile / lyophilised injectables + NDDS (depot, microsphere, liposomal) + GLP-1 CMO + aesthetics</w:t>
+            </w:r>
+          </w:p>
+        </w:tc>
+      </w:tr>
+      <w:tr>
+        <w:tc>
+          <w:tcPr>
+            <w:tcW w:type="dxa" w:w="3200"/>
+            <w:shd w:fill="F2F2F2" w:val="clear"/>
+          </w:tcPr>
+          <w:p>
+            <w:r>
+              <w:rPr>
+                <w:b/>
+                <w:bCs/>
+              </w:rPr>
+              <w:t xml:space="preserve">This company's position</w:t>
+            </w:r>
+          </w:p>
+        </w:tc>
+        <w:tc>
+          <w:tcPr>
+            <w:tcW w:type="dxa" w:w="5800"/>
+          </w:tcPr>
+          <w:p>
+            <w:r>
+              <w:t xml:space="preserve">vertically integrated (API to formulation) niche manufacturer of lyophilised injectables; emerging CMO for GLP-1 (Hetero) and complex injectables; #2 India botulinum-toxin franchise</w:t>
+            </w:r>
+          </w:p>
+        </w:tc>
+      </w:tr>
+      <w:tr>
+        <w:tc>
+          <w:tcPr>
+            <w:tcW w:type="dxa" w:w="3200"/>
+            <w:shd w:fill="F2F2F2" w:val="clear"/>
+          </w:tcPr>
+          <w:p>
+            <w:r>
+              <w:rPr>
+                <w:b/>
+                <w:bCs/>
+              </w:rPr>
+              <w:t xml:space="preserve">Bottleneck node (pricing power)</w:t>
+            </w:r>
+          </w:p>
+        </w:tc>
+        <w:tc>
+          <w:tcPr>
+            <w:tcW w:type="dxa" w:w="5800"/>
+          </w:tcPr>
+          <w:p>
+            <w:r>
+              <w:t xml:space="preserve">regulated-market GMP approvals + Indore utilisation</w:t>
+            </w:r>
+          </w:p>
+        </w:tc>
+      </w:tr>
+      <w:tr>
+        <w:tc>
+          <w:tcPr>
+            <w:tcW w:type="dxa" w:w="3200"/>
+            <w:shd w:fill="F2F2F2" w:val="clear"/>
+          </w:tcPr>
+          <w:p>
+            <w:r>
+              <w:rPr>
+                <w:b/>
+                <w:bCs/>
+              </w:rPr>
+              <w:t xml:space="preserve">Supply-side status</w:t>
+            </w:r>
+          </w:p>
+        </w:tc>
+        <w:tc>
+          <w:tcPr>
+            <w:tcW w:type="dxa" w:w="5800"/>
+          </w:tcPr>
+          <w:p>
+            <w:r>
+              <w:t xml:space="preserve">balanced</w:t>
+            </w:r>
+          </w:p>
+        </w:tc>
+      </w:tr>
+      <w:tr>
+        <w:tc>
+          <w:tcPr>
+            <w:tcW w:type="dxa" w:w="3200"/>
+            <w:shd w:fill="F2F2F2" w:val="clear"/>
+          </w:tcPr>
+          <w:p>
+            <w:r>
+              <w:rPr>
+                <w:b/>
+                <w:bCs/>
+              </w:rPr>
+              <w:t xml:space="preserve">Adjacent-node peers</w:t>
+            </w:r>
+          </w:p>
+        </w:tc>
+        <w:tc>
+          <w:tcPr>
+            <w:tcW w:type="dxa" w:w="5800"/>
+          </w:tcPr>
+          <w:p>
+            <w:r>
+              <w:t xml:space="preserve">Caplin Point Laboratories, Aurobindo (Eugia), Gland Pharma, Windlas Biotech</w:t>
+            </w:r>
+          </w:p>
+        </w:tc>
+      </w:tr>
+    </w:tbl>
+    <w:p>
+      <w:pPr>
+        <w:spacing w:after="120"/>
+      </w:pPr>
+      <w:r>
+        <w:rPr>
+          <w:color w:val="666666"/>
+          <w:sz w:val="18"/>
+          <w:szCs w:val="18"/>
+        </w:rPr>
+        <w:t xml:space="preserve">Lyophilised / complex-injectables is a technically demanding, limited-supply niche — a genuine moat. The GLP-1 CMO wave is drawing broader industry capacity, but Gufic's built and EU-GMP-progressing Indore plant is a first-mover position.</w:t>
+      </w:r>
+    </w:p>
+    <w:p>
+      <w:pPr>
+        <w:spacing w:after="60" w:before="120"/>
+      </w:pPr>
+      <w:r>
+        <w:rPr>
+          <w:b/>
+          <w:bCs/>
+          <w:sz w:val="20"/>
+          <w:szCs w:val="20"/>
+        </w:rPr>
+        <w:t xml:space="preserve">Earnings quality: </w:t>
+      </w:r>
+      <w:r>
+        <w:rPr>
+          <w:sz w:val="20"/>
+          <w:szCs w:val="20"/>
+        </w:rPr>
+        <w:t xml:space="preserve">margin driver structural</w:t>
+      </w:r>
+      <w:r>
+        <w:rPr>
+          <w:b/>
+          <w:bCs/>
+          <w:color w:val="A32020"/>
+          <w:sz w:val="20"/>
+          <w:szCs w:val="20"/>
+        </w:rPr>
+        <w:t xml:space="preserve"/>
+      </w:r>
+    </w:p>
+    <w:p>
+      <w:pPr>
+        <w:spacing w:after="120"/>
+      </w:pPr>
+      <w:r>
+        <w:rPr>
+          <w:color w:val="666666"/>
+          <w:sz w:val="18"/>
+          <w:szCs w:val="18"/>
+        </w:rPr>
+        <w:t xml:space="preserve">Drivers: operating leverage on the completed Indore capex; mix shift to NDDS / complex injectables / CMO; maintenance-only capex freeing operating margin.</w:t>
+      </w:r>
+    </w:p>
+    <w:p>
+      <w:pPr>
+        <w:spacing w:after="120"/>
+      </w:pPr>
+      <w:r>
+        <w:rPr>
+          <w:color w:val="666666"/>
+          <w:sz w:val="18"/>
+          <w:szCs w:val="18"/>
+        </w:rPr>
+        <w:t xml:space="preserve">EBITDA margin rose from ~13-15% to ~18% over two quarters with Indore still only ~30% utilised; through-cycle is more likely 18-20%+ as utilisation climbs — the current level is a ramp, not a peak.</w:t>
+      </w:r>
+    </w:p>
+    <w:p>
+      <w:pPr>
+        <w:spacing w:after="60" w:before="120"/>
+      </w:pPr>
+      <w:r>
+        <w:rPr>
+          <w:b/>
+          <w:bCs/>
+          <w:sz w:val="20"/>
+          <w:szCs w:val="20"/>
+        </w:rPr>
+        <w:t xml:space="preserve">Growth trajectory: </w:t>
+      </w:r>
+      <w:r>
+        <w:rPr>
+          <w:b w:val="false"/>
+          <w:bCs w:val="false"/>
+          <w:sz w:val="20"/>
+          <w:szCs w:val="20"/>
+        </w:rPr>
+        <w:t xml:space="preserve">YoY growth rate is accelerating</w:t>
+      </w:r>
+    </w:p>
+    <w:p>
+      <w:pPr>
+        <w:spacing w:after="120"/>
+      </w:pPr>
+      <w:r>
+        <w:rPr>
+          <w:color w:val="666666"/>
+          <w:sz w:val="18"/>
+          <w:szCs w:val="18"/>
+        </w:rPr>
+        <w:t xml:space="preserve">revenue YoY oldest-&gt;newest roughly: flattish/mid-single-digit, then Q4 FY26 +23%, Q1 FY27 +15%; PAT YoY: modestly down through FY25, then Q4 FY26 up, Q1 FY27 +~85% — earnings accelerating on operating leverage even as revenue growth runs mid-teens</w:t>
+      </w:r>
+    </w:p>
+    <w:p>
+      <w:pPr>
+        <w:spacing w:after="120"/>
+      </w:pPr>
+      <w:r>
+        <w:rPr>
+          <w:color w:val="666666"/>
+          <w:sz w:val="18"/>
+          <w:szCs w:val="18"/>
+        </w:rPr>
+        <w:t xml:space="preserve">Reverse P/E: ~65x trailing needs ~35-40% EPS CAGR; the Indore operating-leverage ramp plus GLP-1 CMO make that plausible, but it is front-loaded on execution not yet delivered</w:t>
+      </w:r>
+    </w:p>
+    <w:p>
+      <w:pPr>
+        <w:spacing w:after="120"/>
+      </w:pPr>
+      <w:r>
+        <w:rPr>
+          <w:b/>
+          <w:bCs/>
+          <w:sz w:val="20"/>
+          <w:szCs w:val="20"/>
+        </w:rPr>
+        <w:t xml:space="preserve">Management quality (TVGP's "P"):</w:t>
+      </w:r>
+    </w:p>
+    <w:tbl>
+      <w:tblPr>
+        <w:tblW w:type="dxa" w:w="9000"/>
+        <w:tblBorders>
+          <w:top w:val="single" w:color="auto" w:sz="4"/>
+          <w:left w:val="single" w:color="auto" w:sz="4"/>
+          <w:bottom w:val="single" w:color="auto" w:sz="4"/>
+          <w:right w:val="single" w:color="auto" w:sz="4"/>
+          <w:insideH w:val="single" w:color="auto" w:sz="4"/>
+          <w:insideV w:val="single" w:color="auto" w:sz="4"/>
+        </w:tblBorders>
+      </w:tblPr>
+      <w:tblGrid>
+        <w:gridCol w:w="3200"/>
+        <w:gridCol w:w="5800"/>
+      </w:tblGrid>
+      <w:tr>
+        <w:tc>
+          <w:tcPr>
+            <w:tcW w:type="dxa" w:w="3200"/>
+            <w:shd w:fill="F2F2F2" w:val="clear"/>
+          </w:tcPr>
+          <w:p>
+            <w:r>
+              <w:rPr>
+                <w:b/>
+                <w:bCs/>
+              </w:rPr>
+              <w:t xml:space="preserve">Assessment</w:t>
+            </w:r>
+          </w:p>
+        </w:tc>
+        <w:tc>
+          <w:tcPr>
+            <w:tcW w:type="dxa" w:w="5800"/>
+          </w:tcPr>
+          <w:p>
+            <w:r>
+              <w:t xml:space="preserve">positive</w:t>
+            </w:r>
+          </w:p>
+        </w:tc>
+      </w:tr>
+      <w:tr>
+        <w:tc>
+          <w:tcPr>
+            <w:tcW w:type="dxa" w:w="3200"/>
+            <w:shd w:fill="F2F2F2" w:val="clear"/>
+          </w:tcPr>
+          <w:p>
+            <w:r>
+              <w:rPr>
+                <w:b/>
+                <w:bCs/>
+              </w:rPr>
+              <w:t xml:space="preserve">Capital allocation</w:t>
+            </w:r>
+          </w:p>
+        </w:tc>
+        <w:tc>
+          <w:tcPr>
+            <w:tcW w:type="dxa" w:w="5800"/>
+          </w:tcPr>
+          <w:p>
+            <w:r>
+              <w:t xml:space="preserve">Built the large Indore lyophilised-injectables plant (commissioned Oct 2024) and has now shifted to maintenance-only (~Rs 20 Cr) capex — a disciplined build-to-harvest transition. D/E 0.61, below the 10-year median 0.79. Growth vectors added via in-licensing (Canadian fillers) and CMO deals rather than unrelated greenfield. (disciplined)</w:t>
+            </w:r>
+          </w:p>
+        </w:tc>
+      </w:tr>
+      <w:tr>
+        <w:tc>
+          <w:tcPr>
+            <w:tcW w:type="dxa" w:w="3200"/>
+            <w:shd w:fill="F2F2F2" w:val="clear"/>
+          </w:tcPr>
+          <w:p>
+            <w:r>
+              <w:rPr>
+                <w:b/>
+                <w:bCs/>
+              </w:rPr>
+              <w:t xml:space="preserve">Related-party trend</w:t>
+            </w:r>
+          </w:p>
+        </w:tc>
+        <w:tc>
+          <w:tcPr>
+            <w:tcW w:type="dxa" w:w="5800"/>
+          </w:tcPr>
+          <w:p>
+            <w:r>
+              <w:t xml:space="preserve">unclear</w:t>
+            </w:r>
+          </w:p>
+        </w:tc>
+      </w:tr>
+      <w:tr>
+        <w:tc>
+          <w:tcPr>
+            <w:tcW w:type="dxa" w:w="3200"/>
+            <w:shd w:fill="F2F2F2" w:val="clear"/>
+          </w:tcPr>
+          <w:p>
+            <w:r>
+              <w:rPr>
+                <w:b/>
+                <w:bCs/>
+              </w:rPr>
+              <w:t xml:space="preserve">Guidance credibility</w:t>
+            </w:r>
+          </w:p>
+        </w:tc>
+        <w:tc>
+          <w:tcPr>
+            <w:tcW w:type="dxa" w:w="5800"/>
+          </w:tcPr>
+          <w:p>
+            <w:r>
+              <w:t xml:space="preserve">mixed</w:t>
+            </w:r>
+          </w:p>
+        </w:tc>
+      </w:tr>
+      <w:tr>
+        <w:tc>
+          <w:tcPr>
+            <w:tcW w:type="dxa" w:w="3200"/>
+            <w:shd w:fill="F2F2F2" w:val="clear"/>
+          </w:tcPr>
+          <w:p>
+            <w:r>
+              <w:rPr>
+                <w:b/>
+                <w:bCs/>
+              </w:rPr>
+              <w:t xml:space="preserve">Shareholder returns</w:t>
+            </w:r>
+          </w:p>
+        </w:tc>
+        <w:tc>
+          <w:tcPr>
+            <w:tcW w:type="dxa" w:w="5800"/>
+          </w:tcPr>
+          <w:p>
+            <w:r>
+              <w:t xml:space="preserve">unclear</w:t>
+            </w:r>
+          </w:p>
+        </w:tc>
+      </w:tr>
+      <w:tr>
+        <w:tc>
+          <w:tcPr>
+            <w:tcW w:type="dxa" w:w="3200"/>
+            <w:shd w:fill="F2F2F2" w:val="clear"/>
+          </w:tcPr>
+          <w:p>
+            <w:r>
+              <w:rPr>
+                <w:b/>
+                <w:bCs/>
+              </w:rPr>
+              <w:t xml:space="preserve">Capability ladder / VAP</w:t>
+            </w:r>
+          </w:p>
+        </w:tc>
+        <w:tc>
+          <w:tcPr>
+            <w:tcW w:type="dxa" w:w="5800"/>
+          </w:tcPr>
+          <w:p>
+            <w:r>
+              <w:t xml:space="preserve">Explicit move up from generic injectables to NDDS (depot, microsphere, liposomal antifungal), GLP-1 CMO, and regulated-market (EU / Health Canada / Australia / North America) exports</w:t>
+            </w:r>
+          </w:p>
+        </w:tc>
+      </w:tr>
+    </w:tbl>
+    <w:p>
+      <w:pPr>
+        <w:spacing w:after="120"/>
+      </w:pPr>
+      <w:r>
+        <w:rPr>
+          <w:b/>
+          <w:bCs/>
+          <w:sz w:val="20"/>
+          <w:szCs w:val="20"/>
+        </w:rPr>
+        <w:t xml:space="preserve">Quality metrics (ROCE · debt · FCF · margin · capex):</w:t>
+      </w:r>
+    </w:p>
+    <w:tbl>
+      <w:tblPr>
+        <w:tblW w:type="dxa" w:w="9000"/>
+        <w:tblBorders>
+          <w:top w:val="single" w:color="auto" w:sz="4"/>
+          <w:left w:val="single" w:color="auto" w:sz="4"/>
+          <w:bottom w:val="single" w:color="auto" w:sz="4"/>
+          <w:right w:val="single" w:color="auto" w:sz="4"/>
+          <w:insideH w:val="single" w:color="auto" w:sz="4"/>
+          <w:insideV w:val="single" w:color="auto" w:sz="4"/>
+        </w:tblBorders>
+      </w:tblPr>
+      <w:tblGrid>
+        <w:gridCol w:w="3200"/>
+        <w:gridCol w:w="5800"/>
+      </w:tblGrid>
+      <w:tr>
+        <w:tc>
+          <w:tcPr>
+            <w:tcW w:type="dxa" w:w="3200"/>
+            <w:shd w:fill="F2F2F2" w:val="clear"/>
+          </w:tcPr>
+          <w:p>
+            <w:r>
+              <w:rPr>
+                <w:b/>
+                <w:bCs/>
+              </w:rPr>
+              <w:t xml:space="preserve">Assessment</w:t>
+            </w:r>
+          </w:p>
+        </w:tc>
+        <w:tc>
+          <w:tcPr>
+            <w:tcW w:type="dxa" w:w="5800"/>
+          </w:tcPr>
+          <w:p>
+            <w:r>
+              <w:t xml:space="preserve">neutral</w:t>
+            </w:r>
+          </w:p>
+        </w:tc>
+      </w:tr>
+      <w:tr>
+        <w:tc>
+          <w:tcPr>
+            <w:tcW w:type="dxa" w:w="3200"/>
+            <w:shd w:fill="F2F2F2" w:val="clear"/>
+          </w:tcPr>
+          <w:p>
+            <w:r>
+              <w:rPr>
+                <w:b/>
+                <w:bCs/>
+              </w:rPr>
+              <w:t xml:space="preserve">ROCE</w:t>
+            </w:r>
+          </w:p>
+        </w:tc>
+        <w:tc>
+          <w:tcPr>
+            <w:tcW w:type="dxa" w:w="5800"/>
+          </w:tcPr>
+          <w:p>
+            <w:r>
+              <w:t xml:space="preserve">12.2% (improving)</w:t>
+            </w:r>
+          </w:p>
+        </w:tc>
+      </w:tr>
+      <w:tr>
+        <w:tc>
+          <w:tcPr>
+            <w:tcW w:type="dxa" w:w="3200"/>
+            <w:shd w:fill="F2F2F2" w:val="clear"/>
+          </w:tcPr>
+          <w:p>
+            <w:r>
+              <w:rPr>
+                <w:b/>
+                <w:bCs/>
+              </w:rPr>
+              <w:t xml:space="preserve">Leverage</w:t>
+            </w:r>
+          </w:p>
+        </w:tc>
+        <w:tc>
+          <w:tcPr>
+            <w:tcW w:type="dxa" w:w="5800"/>
+          </w:tcPr>
+          <w:p>
+            <w:r>
+              <w:t xml:space="preserve">Net debt/EBITDA 2x</w:t>
+            </w:r>
+          </w:p>
+        </w:tc>
+      </w:tr>
+      <w:tr>
+        <w:tc>
+          <w:tcPr>
+            <w:tcW w:type="dxa" w:w="3200"/>
+            <w:shd w:fill="F2F2F2" w:val="clear"/>
+          </w:tcPr>
+          <w:p>
+            <w:r>
+              <w:rPr>
+                <w:b/>
+                <w:bCs/>
+              </w:rPr>
+              <w:t xml:space="preserve">FCF conversion</w:t>
+            </w:r>
+          </w:p>
+        </w:tc>
+        <w:tc>
+          <w:tcPr>
+            <w:tcW w:type="dxa" w:w="5800"/>
+          </w:tcPr>
+          <w:p>
+            <w:r>
+              <w:t xml:space="preserve">15%</w:t>
+            </w:r>
+          </w:p>
+        </w:tc>
+      </w:tr>
+      <w:tr>
+        <w:tc>
+          <w:tcPr>
+            <w:tcW w:type="dxa" w:w="3200"/>
+            <w:shd w:fill="F2F2F2" w:val="clear"/>
+          </w:tcPr>
+          <w:p>
+            <w:r>
+              <w:rPr>
+                <w:b/>
+                <w:bCs/>
+              </w:rPr>
+              <w:t xml:space="preserve">Margin trend</w:t>
+            </w:r>
+          </w:p>
+        </w:tc>
+        <w:tc>
+          <w:tcPr>
+            <w:tcW w:type="dxa" w:w="5800"/>
+          </w:tcPr>
+          <w:p>
+            <w:r>
+              <w:t xml:space="preserve">expanding</w:t>
+            </w:r>
+          </w:p>
+        </w:tc>
+      </w:tr>
+      <w:tr>
+        <w:tc>
+          <w:tcPr>
+            <w:tcW w:type="dxa" w:w="3200"/>
+            <w:shd w:fill="F2F2F2" w:val="clear"/>
+          </w:tcPr>
+          <w:p>
+            <w:r>
+              <w:rPr>
+                <w:b/>
+                <w:bCs/>
+              </w:rPr>
+              <w:t xml:space="preserve">Capex efficiency</w:t>
+            </w:r>
+          </w:p>
+        </w:tc>
+        <w:tc>
+          <w:tcPr>
+            <w:tcW w:type="dxa" w:w="5800"/>
+          </w:tcPr>
+          <w:p>
+            <w:r>
+              <w:t xml:space="preserve">productive</w:t>
+            </w:r>
+          </w:p>
+        </w:tc>
+      </w:tr>
+    </w:tbl>
+    <w:p>
+      <w:pPr>
+        <w:spacing w:after="60" w:before="120"/>
+      </w:pPr>
+      <w:r>
+        <w:rPr>
+          <w:b/>
+          <w:bCs/>
+          <w:sz w:val="20"/>
+          <w:szCs w:val="20"/>
+        </w:rPr>
+        <w:t xml:space="preserve">Track record (Coffee Can persistence check): </w:t>
+      </w:r>
+      <w:r>
+        <w:rPr>
+          <w:sz w:val="20"/>
+          <w:szCs w:val="20"/>
+        </w:rPr>
+        <w:t xml:space="preserve">cleared revenue growth ≥10% AND ROCE ≥15% in 2 of the last 5 years (consistency_score 40)</w:t>
+      </w:r>
+    </w:p>
+    <w:p>
+      <w:pPr>
+        <w:spacing w:after="120"/>
+      </w:pPr>
+      <w:r>
+        <w:rPr>
+          <w:color w:val="666666"/>
+          <w:sz w:val="18"/>
+          <w:szCs w:val="18"/>
+        </w:rPr>
+        <w:t xml:space="preserve">FY21-FY22 (Covid-era injectables demand) likely cleared both revenue growth &gt;=10% and ROCE &gt;=15%; FY23-FY26 ROCE has sat ~12-14%, below the 15% bar, despite double-digit revenue growth. Roughly 2 of 5 verifiable years cleared both — the thesis is that the Indore operating-leverage ramp lifts ROCE back through 15%.</w:t>
       </w:r>
     </w:p>
     <w:p>
@@ -358,46 +2756,15 @@
         <w:spacing w:after="120" w:before="280"/>
       </w:pPr>
       <w:r>
-        <w:t xml:space="preserve">Bull Case</w:t>
-      </w:r>
-    </w:p>
-    <w:p>
-      <w:pPr>
-        <w:pStyle w:val="ListParagraph"/>
-        <w:numPr>
-          <w:ilvl w:val="0"/>
-          <w:numId w:val="1"/>
-        </w:numPr>
-        <w:spacing w:after="60"/>
-      </w:pPr>
-      <w:r>
-        <w:t xml:space="preserve">Vertically integrated, technology-driven niche in lyophilised sterile injectables - not a commodity pharma business</w:t>
-      </w:r>
-    </w:p>
-    <w:p>
-      <w:pPr>
-        <w:pStyle w:val="ListParagraph"/>
-        <w:numPr>
-          <w:ilvl w:val="0"/>
-          <w:numId w:val="1"/>
-        </w:numPr>
-        <w:spacing w:after="60"/>
-      </w:pPr>
-      <w:r>
-        <w:t xml:space="preserve">Early-stage Arisia (botox/aesthetics) segment offers real long-run optionality, disclosed as a top-conviction, largest-position holding by the exact analyst who later presented this stock at IAS 2026</w:t>
-      </w:r>
-    </w:p>
-    <w:p>
-      <w:pPr>
-        <w:pStyle w:val="ListParagraph"/>
-        <w:numPr>
-          <w:ilvl w:val="0"/>
-          <w:numId w:val="1"/>
-        </w:numPr>
-        <w:spacing w:after="60"/>
-      </w:pPr>
-      <w:r>
-        <w:t xml:space="preserve">'Good set of numbers' per an Aug 2026 community read of the latest results</w:t>
+        <w:t xml:space="preserve">Technical Read (Weekly / Monthly MACD + Bollinger Bands, or RSI/CCI/Williams %R proxy)</w:t>
+      </w:r>
+    </w:p>
+    <w:p>
+      <w:pPr>
+        <w:spacing w:after="120"/>
+      </w:pPr>
+      <w:r>
+        <w:t xml:space="preserve">Not pulled this pass.</w:t>
       </w:r>
     </w:p>
     <w:p>
@@ -406,46 +2773,36 @@
         <w:spacing w:after="120" w:before="280"/>
       </w:pPr>
       <w:r>
-        <w:t xml:space="preserve">Bear Case / Key Risks</w:t>
-      </w:r>
-    </w:p>
-    <w:p>
-      <w:pPr>
-        <w:pStyle w:val="ListParagraph"/>
-        <w:numPr>
-          <w:ilvl w:val="0"/>
-          <w:numId w:val="1"/>
-        </w:numPr>
-        <w:spacing w:after="60"/>
-      </w:pPr>
-      <w:r>
-        <w:t xml:space="preserve">European GMP certification for a new manufacturing site remains unresolved at two plants (Navsari, Indore) with regulator audits still scheduled - a genuine, live compliance risk that could affect export/CDMO revenue if not resolved favourably</w:t>
-      </w:r>
-    </w:p>
-    <w:p>
-      <w:pPr>
-        <w:pStyle w:val="ListParagraph"/>
-        <w:numPr>
-          <w:ilvl w:val="0"/>
-          <w:numId w:val="1"/>
-        </w:numPr>
-        <w:spacing w:after="60"/>
-      </w:pPr>
-      <w:r>
-        <w:t xml:space="preserve">Trailing ROE below 10% at a rich P/E of ~59x leaves limited room for disappointment</w:t>
-      </w:r>
-    </w:p>
-    <w:p>
-      <w:pPr>
-        <w:pStyle w:val="ListParagraph"/>
-        <w:numPr>
-          <w:ilvl w:val="0"/>
-          <w:numId w:val="1"/>
-        </w:numPr>
-        <w:spacing w:after="60"/>
-      </w:pPr>
-      <w:r>
-        <w:t xml:space="preserve">A prior (Aug 2024) community debate flagged that FY24 topline growth (~16-17%) came with ~200bps margin contraction versus a strong FY21-22 base, raising a genuine one-good-year-is-not-enough question</w:t>
+        <w:t xml:space="preserve">ValuePickr Community Signal</w:t>
+      </w:r>
+    </w:p>
+    <w:p>
+      <w:pPr>
+        <w:spacing w:after="120"/>
+      </w:pPr>
+      <w:r>
+        <w:t xml:space="preserve">Prior pass read the most recent 50 of 123 posts (Nov 2022-Aug 2026). Sentiment has been broadly constructive and technically detailed, with a ~15-month silence between Sep 2024 and Dec 2025, then renewed engagement through 2026 including a detailed company-history writeup and the (now-resolving) GMP-certification concern.</w:t>
+      </w:r>
+    </w:p>
+    <w:p>
+      <w:pPr>
+        <w:spacing w:after="120"/>
+      </w:pPr>
+      <w:r>
+        <w:rPr>
+          <w:b/>
+          <w:bCs/>
+          <w:sz w:val="20"/>
+          <w:szCs w:val="20"/>
+        </w:rPr>
+        <w:t xml:space="preserve">High-conviction call from a top contributor: </w:t>
+      </w:r>
+      <w:r>
+        <w:rPr>
+          <w:sz w:val="20"/>
+          <w:szCs w:val="20"/>
+        </w:rPr>
+        <w:t xml:space="preserve">Nitya_Shah (SEBI-registered, non-VP-trusted-tier, the IAS 2026 conference presenter for this stock) disclosed in April 2024 that Gufic was 'one of my largest positions' and wrote a public blog making the investment case, flagging the aesthetics/botox segment as long-run optionality. In Aug 2026, rahsh (non-trusted) had flagged European GMP certification for the Indore site as an unresolved overhang — this pass, that overhang is materially de-risked (Navsari already EU-GMP; Indore inspection completed Dec 2025, certification expected Q1 FY27).</w:t>
       </w:r>
     </w:p>
     <w:p>
@@ -454,6 +2811,171 @@
         <w:spacing w:after="120" w:before="280"/>
       </w:pPr>
       <w:r>
+        <w:t xml:space="preserve">BSE Corporate Actions / Other Red Flags</w:t>
+      </w:r>
+    </w:p>
+    <w:p>
+      <w:pPr>
+        <w:spacing w:after="120"/>
+      </w:pPr>
+      <w:r>
+        <w:t xml:space="preserve">Q1 FY27 investor update and earnings-call audio uploaded 17-Aug-2026. No SEBI/regulatory action found this pass; promoter pledge not re-checked.</w:t>
+      </w:r>
+    </w:p>
+    <w:p>
+      <w:pPr>
+        <w:pStyle w:val="Heading1"/>
+        <w:spacing w:after="120" w:before="280"/>
+      </w:pPr>
+      <w:r>
+        <w:t xml:space="preserve">Bull Case</w:t>
+      </w:r>
+    </w:p>
+    <w:p>
+      <w:pPr>
+        <w:pStyle w:val="ListParagraph"/>
+        <w:numPr>
+          <w:ilvl w:val="0"/>
+          <w:numId w:val="1"/>
+        </w:numPr>
+        <w:spacing w:after="60"/>
+      </w:pPr>
+      <w:r>
+        <w:t xml:space="preserve">The big capex cycle is complete — capex is now maintenance-only (~Rs 20 Cr) — leaving the Indore lyophilised-injectables plant as a built harvest asset at only ~30% utilisation with ~Rs 675-700 Cr of latent revenue on a Rs 940 Cr base</w:t>
+      </w:r>
+    </w:p>
+    <w:p>
+      <w:pPr>
+        <w:pStyle w:val="ListParagraph"/>
+        <w:numPr>
+          <w:ilvl w:val="0"/>
+          <w:numId w:val="1"/>
+        </w:numPr>
+        <w:spacing w:after="60"/>
+      </w:pPr>
+      <w:r>
+        <w:t xml:space="preserve">The European-GMP overhang is resolving: Navsari already holds EU-GMP/WHO-GMP/Health Canada, and Indore completed its EU-GMP inspection in Dec 2025 with certification expected Q1 FY27 — unlocking regulated-market export headroom</w:t>
+      </w:r>
+    </w:p>
+    <w:p>
+      <w:pPr>
+        <w:pStyle w:val="ListParagraph"/>
+        <w:numPr>
+          <w:ilvl w:val="0"/>
+          <w:numId w:val="1"/>
+        </w:numPr>
+        <w:spacing w:after="60"/>
+      </w:pPr>
+      <w:r>
+        <w:t xml:space="preserve">Margins have inflected to ~18% for two straight quarters (from 13-15%) on operating leverage and NDDS/CMO mix; management guides ~18% FY27 and 20% by FY30</w:t>
+      </w:r>
+    </w:p>
+    <w:p>
+      <w:pPr>
+        <w:pStyle w:val="ListParagraph"/>
+        <w:numPr>
+          <w:ilvl w:val="0"/>
+          <w:numId w:val="1"/>
+        </w:numPr>
+        <w:spacing w:after="60"/>
+      </w:pPr>
+      <w:r>
+        <w:t xml:space="preserve">New growth vectors ramping: GLP-1 CMO with Hetero (approvals May 2026, revenue building Q2/Q3 FY27), 8-country international approvals, a North America CMO+licensing deal, first Australian orders, and an in-licensed Canadian dermal-filler portfolio launching Dec 2026/Jan 2027 alongside the #2 India botulinum-toxin franchise</w:t>
+      </w:r>
+    </w:p>
+    <w:p>
+      <w:pPr>
+        <w:pStyle w:val="ListParagraph"/>
+        <w:numPr>
+          <w:ilvl w:val="0"/>
+          <w:numId w:val="1"/>
+        </w:numPr>
+        <w:spacing w:after="60"/>
+      </w:pPr>
+      <w:r>
+        <w:t xml:space="preserve">Vertically integrated (API to formulation) niche technology in lyophilised/complex injectables — a technically hard, limited-supply segment</w:t>
+      </w:r>
+    </w:p>
+    <w:p>
+      <w:pPr>
+        <w:pStyle w:val="Heading1"/>
+        <w:spacing w:after="120" w:before="280"/>
+      </w:pPr>
+      <w:r>
+        <w:t xml:space="preserve">Bear Case / Key Risks</w:t>
+      </w:r>
+    </w:p>
+    <w:p>
+      <w:pPr>
+        <w:pStyle w:val="ListParagraph"/>
+        <w:numPr>
+          <w:ilvl w:val="0"/>
+          <w:numId w:val="1"/>
+        </w:numPr>
+        <w:spacing w:after="60"/>
+      </w:pPr>
+      <w:r>
+        <w:t xml:space="preserve">Valuation is rich at ~62-65x trailing earnings (pharma average ~29x) with ROE still ~10% and ROCE ~12% — the multiple already prices a substantial ramp</w:t>
+      </w:r>
+    </w:p>
+    <w:p>
+      <w:pPr>
+        <w:pStyle w:val="ListParagraph"/>
+        <w:numPr>
+          <w:ilvl w:val="0"/>
+          <w:numId w:val="1"/>
+        </w:numPr>
+        <w:spacing w:after="60"/>
+      </w:pPr>
+      <w:r>
+        <w:t xml:space="preserve">Indore is only ~30% utilised; the entire earnings-leverage thesis depends on filling that capacity, targeted at just 40-45% by FY27-end — a multi-year, execution-dependent ramp</w:t>
+      </w:r>
+    </w:p>
+    <w:p>
+      <w:pPr>
+        <w:pStyle w:val="ListParagraph"/>
+        <w:numPr>
+          <w:ilvl w:val="0"/>
+          <w:numId w:val="1"/>
+        </w:numPr>
+        <w:spacing w:after="60"/>
+      </w:pPr>
+      <w:r>
+        <w:t xml:space="preserve">GLP-1/Hetero revenue was only 'residual' in Q1 FY27 and is a single-customer dependency for that vector; the ramp is guided, not yet delivered</w:t>
+      </w:r>
+    </w:p>
+    <w:p>
+      <w:pPr>
+        <w:pStyle w:val="ListParagraph"/>
+        <w:numPr>
+          <w:ilvl w:val="0"/>
+          <w:numId w:val="1"/>
+        </w:numPr>
+        <w:spacing w:after="60"/>
+      </w:pPr>
+      <w:r>
+        <w:t xml:space="preserve">Revenue growth was a modest +15% in Q1 FY27 — the near-term story is margin leverage, not topline acceleration; a prior debate flagged FY24 topline growth coming with margin contraction</w:t>
+      </w:r>
+    </w:p>
+    <w:p>
+      <w:pPr>
+        <w:pStyle w:val="ListParagraph"/>
+        <w:numPr>
+          <w:ilvl w:val="0"/>
+          <w:numId w:val="1"/>
+        </w:numPr>
+        <w:spacing w:after="60"/>
+      </w:pPr>
+      <w:r>
+        <w:t xml:space="preserve">D/E 0.61 and net debt ~2x EBITDA — manageable and improving, but not a debt-free balance sheet</w:t>
+      </w:r>
+    </w:p>
+    <w:p>
+      <w:pPr>
+        <w:pStyle w:val="Heading1"/>
+        <w:spacing w:after="120" w:before="280"/>
+      </w:pPr>
+      <w:r>
         <w:t xml:space="preserve">Market-Cap Tier (informational — not a gate in this project)</w:t>
       </w:r>
     </w:p>
@@ -466,7 +2988,7 @@
           <w:b/>
           <w:bCs/>
         </w:rPr>
-        <w:t xml:space="preserve">Small/Mid-cap (~Rs 4,327 Cr)</w:t>
+        <w:t xml:space="preserve">Small/Mid-cap (~Rs 4,000-4,300 Cr)</w:t>
       </w:r>
     </w:p>
     <w:p>
@@ -494,6 +3016,34 @@
     </w:p>
     <w:p>
       <w:pPr>
+        <w:spacing w:after="120"/>
+      </w:pPr>
+      <w:r>
+        <w:rPr>
+          <w:color w:val="666666"/>
+          <w:sz w:val="20"/>
+          <w:szCs w:val="20"/>
+        </w:rPr>
+        <w:t xml:space="preserve">4-box gate — tailwind: yes · TAM: yes · moat: yes · valuation: weak  (score 3.5 / 4)</w:t>
+      </w:r>
+    </w:p>
+    <w:p>
+      <w:pPr>
+        <w:spacing w:after="120"/>
+      </w:pPr>
+      <w:r>
+        <w:rPr>
+          <w:i/>
+          <w:iCs/>
+          <w:color w:val="666666"/>
+          <w:sz w:val="20"/>
+          <w:szCs w:val="20"/>
+        </w:rPr>
+        <w:t xml:space="preserve">tailwind upgraded weak-&gt;yes (Indore capacity ramp 30%-&gt;75%+ with ~Rs 675-700 Cr latent revenue, GLP-1 CMO wave with Hetero, EU-GMP export unlock, capex now maintenance-only); tam yes (small-cap base, Indore alone ~Rs 675-700 Cr revenue potential); moat yes (vertically-integrated lyophilised/NDDS injectables — technically hard, limited domestic supply); valuation weak (~65x trailing, but the operating-leverage math on a 30%-utilised plant with maintenance-only capex is under-appreciated in a static multiple). Score 3.5 -&gt; 10x-in-2-3-years permitted.</w:t>
+      </w:r>
+    </w:p>
+    <w:p>
+      <w:pPr>
         <w:pStyle w:val="Heading1"/>
         <w:spacing w:after="120" w:before="280"/>
       </w:pPr>
@@ -512,46 +3062,59 @@
           <w:sz w:val="24"/>
           <w:szCs w:val="24"/>
         </w:rPr>
-        <w:t xml:space="preserve">Niche injectables/botox-optionality small-cap with a genuine but unresolved regulatory overhang</w:t>
-      </w:r>
-    </w:p>
-    <w:p>
-      <w:pPr>
-        <w:pStyle w:val="ListParagraph"/>
-        <w:numPr>
-          <w:ilvl w:val="0"/>
-          <w:numId w:val="1"/>
-        </w:numPr>
-        <w:spacing w:after="60"/>
-      </w:pPr>
-      <w:r>
-        <w:t xml:space="preserve">The technology moat (lyophilised injectables) plus disclosed largest-position conviction from the presenting analyst supports a small-cap 10x thesis at this size</w:t>
-      </w:r>
-    </w:p>
-    <w:p>
-      <w:pPr>
-        <w:pStyle w:val="ListParagraph"/>
-        <w:numPr>
-          <w:ilvl w:val="0"/>
-          <w:numId w:val="1"/>
-        </w:numPr>
-        <w:spacing w:after="60"/>
-      </w:pPr>
-      <w:r>
-        <w:t xml:space="preserve">But the live European GMP certification issue at two plants is a real, unresolved risk that could delay or derail the export/CDMO growth this thesis depends on</w:t>
-      </w:r>
-    </w:p>
-    <w:p>
-      <w:pPr>
-        <w:pStyle w:val="ListParagraph"/>
-        <w:numPr>
-          <w:ilvl w:val="0"/>
-          <w:numId w:val="1"/>
-        </w:numPr>
-        <w:spacing w:after="60"/>
-      </w:pPr>
-      <w:r>
-        <w:t xml:space="preserve">Conviction kept at Low-Medium pending resolution of the GMP overhang, since no VP-trusted-tier user has independently corroborated the bull case in the read window</w:t>
+        <w:t xml:space="preserve">The GMP overhang that gated conviction is resolving, the capex cycle is done, and margins have inflected for two straight quarters — conviction up to Medium; still capped by a ~65x multiple and an early-stage Indore ramp</w:t>
+      </w:r>
+    </w:p>
+    <w:p>
+      <w:pPr>
+        <w:pStyle w:val="ListParagraph"/>
+        <w:numPr>
+          <w:ilvl w:val="0"/>
+          <w:numId w:val="1"/>
+        </w:numPr>
+        <w:spacing w:after="60"/>
+      </w:pPr>
+      <w:r>
+        <w:t xml:space="preserve">Conviction had been explicitly held at Low-Medium 'pending resolution of the GMP overhang'. That is now materially de-risked: Navsari already holds EU-GMP/WHO-GMP/Health Canada, and Indore completed its EU-GMP inspection in Dec 2025 with certification expected Q1 FY27. Combined with the capex cycle turning to maintenance-only and EBITDA margin inflecting to ~18% across Q4 FY26 and Q1 FY27, this warrants raising conviction to Medium.</w:t>
+      </w:r>
+    </w:p>
+    <w:p>
+      <w:pPr>
+        <w:pStyle w:val="ListParagraph"/>
+        <w:numPr>
+          <w:ilvl w:val="0"/>
+          <w:numId w:val="1"/>
+        </w:numPr>
+        <w:spacing w:after="60"/>
+      </w:pPr>
+      <w:r>
+        <w:t xml:space="preserve">four_box score rises to 3.5: tailwind upgraded weak-&gt;yes (Indore ramp 30%-&gt;75%+ with ~Rs 675-700 Cr latent revenue, GLP-1 CMO wave with Hetero, EU-GMP export unlock, capex now maintenance-only), tam yes, moat yes (vertically-integrated lyophilised/NDDS niche), valuation weak (~65x trailing, but a static multiple under-weights the operating leverage on a 30%-utilised plant). Score &gt;= 3.0 keeps '10x-in-2-3-years' permitted.</w:t>
+      </w:r>
+    </w:p>
+    <w:p>
+      <w:pPr>
+        <w:pStyle w:val="ListParagraph"/>
+        <w:numPr>
+          <w:ilvl w:val="0"/>
+          <w:numId w:val="1"/>
+        </w:numPr>
+        <w:spacing w:after="60"/>
+      </w:pPr>
+      <w:r>
+        <w:t xml:space="preserve">The cap on conviction is valuation and execution timing: at ~65x trailing the multiple already prices meaningful growth, Indore utilisation is targeted at only 40-45% by FY27-end, and the GLP-1/Hetero revenue is guided rather than delivered.</w:t>
+      </w:r>
+    </w:p>
+    <w:p>
+      <w:pPr>
+        <w:pStyle w:val="ListParagraph"/>
+        <w:numPr>
+          <w:ilvl w:val="0"/>
+          <w:numId w:val="1"/>
+        </w:numPr>
+        <w:spacing w:after="60"/>
+      </w:pPr>
+      <w:r>
+        <w:t xml:space="preserve">No VP-trusted-tier user has independently corroborated the bull case; the strongest external conviction remains the IAS-2026 presenter's disclosed largest-position holding. Medium conviction; revisit on EU-GMP Indore issuance, a Q2/Q3 FY27 print showing GLP-1 revenue, and utilisation progress.</w:t>
       </w:r>
     </w:p>
     <w:p>

--- a/projects/valuepickr-open-screen/docs/Gufic BioSciences.docx
+++ b/projects/valuepickr-open-screen/docs/Gufic BioSciences.docx
@@ -3133,6 +3133,187 @@
           <w:szCs w:val="18"/>
         </w:rPr>
         <w:t xml:space="preserve">This is independent research and analysis for informational purposes only, not personalized financial or investment advice. Past multi-bagger performance and forum/social sentiment are not indicators of future returns. Do your own due diligence before investing.</w:t>
+      </w:r>
+    </w:p>
+    <w:p/>
+    <w:p>
+      <w:r>
+        <w:rPr>
+          <w:b/>
+          <w:sz w:val="28"/>
+        </w:rPr>
+        <w:t>🔄 RESEARCH UPDATE - 2026-10-05</w:t>
+      </w:r>
+    </w:p>
+    <w:p>
+      <w:r>
+        <w:rPr>
+          <w:b/>
+        </w:rPr>
+        <w:t>📊 Key Metrics:</w:t>
+      </w:r>
+    </w:p>
+    <w:p>
+      <w:pPr>
+        <w:ind w:left="360"/>
+      </w:pPr>
+      <w:r>
+        <w:t xml:space="preserve">  • Company: Gufic BioSciences Ltd</w:t>
+      </w:r>
+    </w:p>
+    <w:p>
+      <w:pPr>
+        <w:ind w:left="360"/>
+      </w:pPr>
+      <w:r>
+        <w:t xml:space="preserve">  • Conviction: Not rated</w:t>
+      </w:r>
+    </w:p>
+    <w:p>
+      <w:pPr>
+        <w:ind w:left="360"/>
+      </w:pPr>
+      <w:r>
+        <w:t xml:space="preserve">  • Thesis: 10x-in-2-3-years</w:t>
+      </w:r>
+    </w:p>
+    <w:p>
+      <w:pPr>
+        <w:ind w:left="360"/>
+      </w:pPr>
+      <w:r>
+        <w:t xml:space="preserve">  • 4-Box Score: 3.5</w:t>
+      </w:r>
+    </w:p>
+    <w:p>
+      <w:pPr>
+        <w:ind w:left="360"/>
+      </w:pPr>
+      <w:r>
+        <w:t xml:space="preserve">  • Research Date: 2026-09-08</w:t>
+      </w:r>
+    </w:p>
+    <w:p>
+      <w:pPr>
+        <w:ind w:left="360"/>
+      </w:pPr>
+      <w:r>
+        <w:t xml:space="preserve">  • Red Flag: None</w:t>
+      </w:r>
+    </w:p>
+    <w:p/>
+    <w:p>
+      <w:r>
+        <w:rPr>
+          <w:b/>
+        </w:rPr>
+        <w:t>📝 Verdict:</w:t>
+      </w:r>
+    </w:p>
+    <w:p>
+      <w:pPr>
+        <w:ind w:left="360"/>
+      </w:pPr>
+      <w:r>
+        <w:t>The GMP overhang that gated conviction is resolving, the capex cycle is done, and margins have inflected for two straight quarters — conviction up to Medium; still capped by a ~65x multiple and an early-stage Indore ramp</w:t>
+      </w:r>
+    </w:p>
+    <w:p/>
+    <w:p>
+      <w:r>
+        <w:rPr>
+          <w:b/>
+        </w:rPr>
+        <w:t>📈 Bull Case:</w:t>
+      </w:r>
+    </w:p>
+    <w:p>
+      <w:pPr>
+        <w:ind w:left="360"/>
+      </w:pPr>
+      <w:r>
+        <w:t>The big capex cycle is complete — capex is now maintenance-only (~Rs 20 Cr) — leaving the Indore lyophilised-injectables plant as a built harvest asset at only ~30% utilisation with ~Rs 675-700 Cr of latent revenue on a Rs 940 Cr base</w:t>
+      </w:r>
+    </w:p>
+    <w:p>
+      <w:pPr>
+        <w:ind w:left="360"/>
+      </w:pPr>
+      <w:r>
+        <w:t>The European-GMP overhang is resolving: Navsari already holds EU-GMP/WHO-GMP/Health Canada, and Indore completed its EU-GMP inspection in Dec 2025 with certification expected Q1 FY27 — unlocking regulated-market export headroom</w:t>
+      </w:r>
+    </w:p>
+    <w:p>
+      <w:pPr>
+        <w:ind w:left="360"/>
+      </w:pPr>
+      <w:r>
+        <w:t>Margins have inflected to ~18% for two straight quarters (from 13-15%) on operating leverage and NDDS/CMO mix; management guides ~18% FY27 and 20% by FY30</w:t>
+      </w:r>
+    </w:p>
+    <w:p>
+      <w:pPr>
+        <w:ind w:left="360"/>
+      </w:pPr>
+      <w:r>
+        <w:t>New growth vectors ramping: GLP-1 CMO with Hetero (approvals May 2026, revenue building Q2/Q3 FY27), 8-country international approvals, a North America CMO+licensing deal, first Australian orders, and an in-licensed Canadian dermal-filler portfolio launching Dec 2026/Jan 2027 alongside the #2 India botulinum-toxin franchise</w:t>
+      </w:r>
+    </w:p>
+    <w:p>
+      <w:pPr>
+        <w:ind w:left="360"/>
+      </w:pPr>
+      <w:r>
+        <w:t>Vertically integrated (API to formulation) niche technology in lyophilised/complex injectables — a technically hard, limited-supply segment</w:t>
+      </w:r>
+    </w:p>
+    <w:p/>
+    <w:p>
+      <w:r>
+        <w:rPr>
+          <w:b/>
+        </w:rPr>
+        <w:t>📉 Bear Case:</w:t>
+      </w:r>
+    </w:p>
+    <w:p>
+      <w:pPr>
+        <w:ind w:left="360"/>
+      </w:pPr>
+      <w:r>
+        <w:t>Valuation is rich at ~62-65x trailing earnings (pharma average ~29x) with ROE still ~10% and ROCE ~12% — the multiple already prices a substantial ramp</w:t>
+      </w:r>
+    </w:p>
+    <w:p>
+      <w:pPr>
+        <w:ind w:left="360"/>
+      </w:pPr>
+      <w:r>
+        <w:t>Indore is only ~30% utilised; the entire earnings-leverage thesis depends on filling that capacity, targeted at just 40-45% by FY27-end — a multi-year, execution-dependent ramp</w:t>
+      </w:r>
+    </w:p>
+    <w:p>
+      <w:pPr>
+        <w:ind w:left="360"/>
+      </w:pPr>
+      <w:r>
+        <w:t>GLP-1/Hetero revenue was only 'residual' in Q1 FY27 and is a single-customer dependency for that vector; the ramp is guided, not yet delivered</w:t>
+      </w:r>
+    </w:p>
+    <w:p>
+      <w:pPr>
+        <w:ind w:left="360"/>
+      </w:pPr>
+      <w:r>
+        <w:t>Revenue growth was a modest +15% in Q1 FY27 — the near-term story is margin leverage, not topline acceleration; a prior debate flagged FY24 topline growth coming with margin contraction</w:t>
+      </w:r>
+    </w:p>
+    <w:p>
+      <w:pPr>
+        <w:ind w:left="360"/>
+      </w:pPr>
+      <w:r>
+        <w:t>D/E 0.61 and net debt ~2x EBITDA — manageable and improving, but not a debt-free balance sheet</w:t>
       </w:r>
     </w:p>
     <w:sectPr>
